--- a/src/Tests/Inputs/cover-letters/09/input.docx
+++ b/src/Tests/Inputs/cover-letters/09/input.docx
@@ -1,6 +1,6 @@
 
 <file path=word/document.xml><?xml version="1.0" encoding="utf-8"?>
-<w:document xmlns:wpc="http://schemas.microsoft.com/office/word/2010/wordprocessingCanvas" xmlns:cx="http://schemas.microsoft.com/office/drawing/2014/chartex" xmlns:cx1="http://schemas.microsoft.com/office/drawing/2015/9/8/chartex" xmlns:cx2="http://schemas.microsoft.com/office/drawing/2015/10/21/chartex" xmlns:cx3="http://schemas.microsoft.com/office/drawing/2016/5/9/chartex" xmlns:cx4="http://schemas.microsoft.com/office/drawing/2016/5/10/chartex" xmlns:cx5="http://schemas.microsoft.com/office/drawing/2016/5/11/chartex" xmlns:cx6="http://schemas.microsoft.com/office/drawing/2016/5/12/chartex" xmlns:cx7="http://schemas.microsoft.com/office/drawing/2016/5/13/chartex" xmlns:cx8="http://schemas.microsoft.com/office/drawing/2016/5/14/chartex" xmlns:mc="http://schemas.openxmlformats.org/markup-compatibility/2006" xmlns:aink="http://schemas.microsoft.com/office/drawing/2016/ink" xmlns:am3d="http://schemas.microsoft.com/office/drawing/2017/model3d" xmlns:o="urn:schemas-microsoft-com:office:office" xmlns:oel="http://schemas.microsoft.com/office/2019/extlst" xmlns:r="http://schemas.openxmlformats.org/officeDocument/2006/relationships" xmlns:m="http://schemas.openxmlformats.org/officeDocument/2006/math" xmlns:v="urn:schemas-microsoft-com:vml" xmlns:wp14="http://schemas.microsoft.com/office/word/2010/wordprocessingDrawing" xmlns:wp="http://schemas.openxmlformats.org/drawingml/2006/wordprocessingDrawing" xmlns:w10="urn:schemas-microsoft-com:office:word" xmlns:w="http://schemas.openxmlformats.org/wordprocessingml/2006/main" xmlns:w14="http://schemas.microsoft.com/office/word/2010/wordml" xmlns:w15="http://schemas.microsoft.com/office/word/2012/wordml" xmlns:w16cex="http://schemas.microsoft.com/office/word/2018/wordml/cex" xmlns:w16cid="http://schemas.microsoft.com/office/word/2016/wordml/cid" xmlns:w16="http://schemas.microsoft.com/office/word/2018/wordml" xmlns:w16du="http://schemas.microsoft.com/office/word/2023/wordml/word16du" xmlns:w16sdtdh="http://schemas.microsoft.com/office/word/2020/wordml/sdtdatahash" xmlns:w16se="http://schemas.microsoft.com/office/word/2015/wordml/symex" xmlns:wpg="http://schemas.microsoft.com/office/word/2010/wordprocessingGroup" xmlns:wpi="http://schemas.microsoft.com/office/word/2010/wordprocessingInk" xmlns:wne="http://schemas.microsoft.com/office/word/2006/wordml" xmlns:wps="http://schemas.microsoft.com/office/word/2010/wordprocessingShape" mc:Ignorable="w14 w15 w16se w16cid w16 w16cex w16sdtdh wp14">
+<w:document xmlns:a="http://schemas.openxmlformats.org/drawingml/2006/main" xmlns:adec="http://schemas.microsoft.com/office/drawing/2017/decorative" xmlns:a16="http://schemas.microsoft.com/office/drawing/2014/main" xmlns:a14="http://schemas.microsoft.com/office/drawing/2010/main" xmlns:pic="http://schemas.openxmlformats.org/drawingml/2006/picture" xmlns:asvg="http://schemas.microsoft.com/office/drawing/2016/SVG/main" xmlns:wpc="http://schemas.microsoft.com/office/word/2010/wordprocessingCanvas" xmlns:cx="http://schemas.microsoft.com/office/drawing/2014/chartex" xmlns:cx1="http://schemas.microsoft.com/office/drawing/2015/9/8/chartex" xmlns:cx2="http://schemas.microsoft.com/office/drawing/2015/10/21/chartex" xmlns:cx3="http://schemas.microsoft.com/office/drawing/2016/5/9/chartex" xmlns:cx4="http://schemas.microsoft.com/office/drawing/2016/5/10/chartex" xmlns:cx5="http://schemas.microsoft.com/office/drawing/2016/5/11/chartex" xmlns:cx6="http://schemas.microsoft.com/office/drawing/2016/5/12/chartex" xmlns:cx7="http://schemas.microsoft.com/office/drawing/2016/5/13/chartex" xmlns:cx8="http://schemas.microsoft.com/office/drawing/2016/5/14/chartex" xmlns:mc="http://schemas.openxmlformats.org/markup-compatibility/2006" xmlns:aink="http://schemas.microsoft.com/office/drawing/2016/ink" xmlns:am3d="http://schemas.microsoft.com/office/drawing/2017/model3d" xmlns:o="urn:schemas-microsoft-com:office:office" xmlns:oel="http://schemas.microsoft.com/office/2019/extlst" xmlns:r="http://schemas.openxmlformats.org/officeDocument/2006/relationships" xmlns:m="http://schemas.openxmlformats.org/officeDocument/2006/math" xmlns:v="urn:schemas-microsoft-com:vml" xmlns:wp14="http://schemas.microsoft.com/office/word/2010/wordprocessingDrawing" xmlns:wp="http://schemas.openxmlformats.org/drawingml/2006/wordprocessingDrawing" xmlns:w10="urn:schemas-microsoft-com:office:word" xmlns:w="http://schemas.openxmlformats.org/wordprocessingml/2006/main" xmlns:w14="http://schemas.microsoft.com/office/word/2010/wordml" xmlns:w15="http://schemas.microsoft.com/office/word/2012/wordml" xmlns:w16cex="http://schemas.microsoft.com/office/word/2018/wordml/cex" xmlns:w16cid="http://schemas.microsoft.com/office/word/2016/wordml/cid" xmlns:w16="http://schemas.microsoft.com/office/word/2018/wordml" xmlns:w16du="http://schemas.microsoft.com/office/word/2023/wordml/word16du" xmlns:w16sdtdh="http://schemas.microsoft.com/office/word/2020/wordml/sdtdatahash" xmlns:w16se="http://schemas.microsoft.com/office/word/2015/wordml/symex" xmlns:wpg="http://schemas.microsoft.com/office/word/2010/wordprocessingGroup" xmlns:wpi="http://schemas.microsoft.com/office/word/2010/wordprocessingInk" xmlns:wne="http://schemas.microsoft.com/office/word/2006/wordml" xmlns:wps="http://schemas.microsoft.com/office/word/2010/wordprocessingShape" mc:Ignorable="w14 w15 w16se w16cid w16 w16cex w16sdtdh wp14">
   <w:body>
     <w:p>
       <w:r>
@@ -11,7 +11,7 @@
         <mc:AlternateContent>
           <mc:Choice Requires="wpg">
             <w:drawing>
-              <wp:anchor distT="0" distB="0" distL="114300" distR="114300" simplePos="0" relativeHeight="251659264" behindDoc="1" locked="1" layoutInCell="1" allowOverlap="1" wp14:anchorId="45509223" wp14:editId="3F032135">
+              <wp:anchor distT="0" distB="0" distL="114300" distR="114300" simplePos="0" relativeHeight="251659264" behindDoc="1" locked="1" layoutInCell="1" allowOverlap="1" wp14:editId="3F032135" wp14:anchorId="45509223">
                 <wp:simplePos x="0" y="0"/>
                 <wp:positionH relativeFrom="page">
                   <wp:posOffset>0</wp:posOffset>
@@ -786,20 +786,20 @@
           </mc:Choice>
           <mc:Fallback>
             <w:pict>
-              <v:group w14:anchorId="197456CC" id="Group 8" o:spid="_x0000_s1026" alt="decorative elements&#10;" style="position:absolute;margin-left:0;margin-top:-36.25pt;width:257.65pt;height:11in;z-index:-251657216;mso-width-percent:420;mso-height-percent:1000;mso-position-horizontal-relative:page;mso-width-percent:420;mso-height-percent:1000" coordsize="32725,100584" o:gfxdata="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">
-                <v:rect id="Rectangle 604" o:spid="_x0000_s1027" style="position:absolute;width:32639;height:100457;visibility:visible;mso-wrap-style:square;v-text-anchor:top" o:gfxdata="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" fillcolor="#0f3344 [3204]" stroked="f"/>
-                <v:group id="Group 1" o:spid="_x0000_s1028" style="position:absolute;top:74676;width:32639;height:25908" coordorigin="62,74725" coordsize="32640,25909" o:gfxdata="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">
-                  <v:shape id="Freeform 605" o:spid="_x0000_s1029" style="position:absolute;left:62;top:74725;width:32640;height:25910;visibility:visible;mso-wrap-style:square;v-text-anchor:top" coordsize="506,405" o:gfxdata="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" path="m,44c46,22,46,22,46,22,90,,144,18,167,63v,,,,,c179,88,209,99,235,88v11,-5,11,-5,11,-5c277,70,313,90,319,123v,,,,,c324,151,349,171,378,167v23,-3,23,-3,23,-3c424,161,447,175,456,196v50,120,50,120,50,120c506,405,506,405,506,405,,405,,405,,405l,44xe" fillcolor="#fcea10 [3207]" stroked="f">
+              <v:group id="Group 8" style="position:absolute;margin-left:0;margin-top:-36.25pt;width:257.65pt;height:11in;z-index:-251657216;mso-width-percent:420;mso-height-percent:1000;mso-position-horizontal-relative:page;mso-width-percent:420;mso-height-percent:1000" alt="decorative elements&#10;" coordsize="32725,100584" o:spid="_x0000_s1026" o:gfxdata="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" w14:anchorId="197456CC">
+                <v:rect id="Rectangle 604" style="position:absolute;width:32639;height:100457;visibility:visible;mso-wrap-style:square;v-text-anchor:top" o:spid="_x0000_s1027" fillcolor="#0f3344 [3204]" stroked="f" o:gfxdata="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"/>
+                <v:group id="Group 1" style="position:absolute;top:74676;width:32639;height:25908" coordsize="32640,25909" coordorigin="62,74725" o:spid="_x0000_s1028" o:gfxdata="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">
+                  <v:shape id="Freeform 605" style="position:absolute;left:62;top:74725;width:32640;height:25910;visibility:visible;mso-wrap-style:square;v-text-anchor:top" coordsize="506,405" o:spid="_x0000_s1029" fillcolor="#fcea10 [3207]" stroked="f" path="m,44c46,22,46,22,46,22,90,,144,18,167,63v,,,,,c179,88,209,99,235,88v11,-5,11,-5,11,-5c277,70,313,90,319,123v,,,,,c324,151,349,171,378,167v23,-3,23,-3,23,-3c424,161,447,175,456,196v50,120,50,120,50,120c506,405,506,405,506,405,,405,,405,,405l,44xe" o:gfxdata="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">
                     <v:path arrowok="t" o:connecttype="custom" o:connectlocs="0,281488;296730,140744;1077260,403040;1077260,403040;1515905,562977;1586862,530990;2057760,786888;2057760,786888;2438349,1068377;2586714,1049184;2941500,1253903;3264033,2021599;3264033,2590973;0,2590973;0,281488" o:connectangles="0,0,0,0,0,0,0,0,0,0,0,0,0,0,0"/>
                   </v:shape>
-                  <v:shape id="Freeform 606" o:spid="_x0000_s1030" style="position:absolute;left:3941;top:78620;width:28761;height:22015;visibility:visible;mso-wrap-style:square;v-text-anchor:top" coordsize="446,344" o:gfxdata="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" path="m446,28c420,17,420,17,420,17,378,,331,21,316,63v-7,19,-7,19,-7,19c293,125,244,146,202,127v,,,,,c164,110,119,125,100,161,,344,,344,,344v446,,446,,446,l446,28xe" fillcolor="#e5d8ea [3205]" stroked="f">
+                  <v:shape id="Freeform 606" style="position:absolute;left:3941;top:78620;width:28761;height:22015;visibility:visible;mso-wrap-style:square;v-text-anchor:top" coordsize="446,344" o:spid="_x0000_s1030" fillcolor="#e5d8ea [3205]" stroked="f" path="m446,28c420,17,420,17,420,17,378,,331,21,316,63v-7,19,-7,19,-7,19c293,125,244,146,202,127v,,,,,c164,110,119,125,100,161,,344,,344,,344v446,,446,,446,l446,28xe" o:gfxdata="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">
                     <v:path arrowok="t" o:connecttype="custom" o:connectlocs="2876088,179189;2708424,108794;2037766,403176;1992626,524769;1302623,812752;1302623,812752;644863,1030339;0,2201470;2876088,2201470;2876088,179189" o:connectangles="0,0,0,0,0,0,0,0,0,0"/>
                   </v:shape>
-                  <v:shape id="Freeform 608" o:spid="_x0000_s1031" style="position:absolute;left:62;top:87703;width:28387;height:12932;visibility:visible;mso-wrap-style:square;v-text-anchor:top" coordsize="440,202" o:gfxdata="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" path="m440,202c416,153,416,153,416,153,405,130,377,120,354,132v-22,11,-22,11,-22,11c306,156,275,142,267,115v,,,,,c260,89,232,75,207,85v-9,3,-9,3,-9,3c176,97,151,87,140,66v,,,,,c118,22,69,,22,14,,20,,20,,20,,202,,202,,202r440,xe" fillcolor="#f8c4d7 [3206]" stroked="f">
+                  <v:shape id="Freeform 608" style="position:absolute;left:62;top:87703;width:28387;height:12932;visibility:visible;mso-wrap-style:square;v-text-anchor:top" coordsize="440,202" o:spid="_x0000_s1031" fillcolor="#f8c4d7 [3206]" stroked="f" path="m440,202c416,153,416,153,416,153,405,130,377,120,354,132v-22,11,-22,11,-22,11c306,156,275,142,267,115v,,,,,c260,89,232,75,207,85v-9,3,-9,3,-9,3c176,97,151,87,140,66v,,,,,c118,22,69,,22,14,,20,,20,,20,,202,,202,,202r440,xe" o:gfxdata="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">
                     <v:path arrowok="t" o:connecttype="custom" o:connectlocs="2838696,1293149;2683858,979464;2283860,845028;2141925,915447;1722572,736199;1722572,736199;1335477,544147;1277413,563352;903221,422514;903221,422514;141935,89624;0,128035;0,1293149;2838696,1293149" o:connectangles="0,0,0,0,0,0,0,0,0,0,0,0,0,0"/>
                   </v:shape>
                 </v:group>
-                <v:shape id="Freeform 5" o:spid="_x0000_s1032" style="position:absolute;width:32725;height:29067;visibility:visible;mso-wrap-style:square;v-text-anchor:top" coordsize="506,446" o:gfxdata="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" path="m,412v33,13,33,13,33,13c85,446,143,420,162,368v9,-24,9,-24,9,-24c190,290,252,265,304,288v,,,,,c351,309,406,291,431,246,506,108,506,108,506,108,506,,506,,506,,,,,,,l,412xe" fillcolor="#e5d8ea [3205]" stroked="f">
+                <v:shape id="Freeform 5" style="position:absolute;width:32725;height:29067;visibility:visible;mso-wrap-style:square;v-text-anchor:top" coordsize="506,446" o:spid="_x0000_s1032" fillcolor="#e5d8ea [3205]" stroked="f" path="m,412v33,13,33,13,33,13c85,446,143,420,162,368v9,-24,9,-24,9,-24c190,290,252,265,304,288v,,,,,c351,309,406,291,431,246,506,108,506,108,506,108,506,,506,,506,,,,,,,l,412xe" o:gfxdata="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">
                   <v:path arrowok="t" o:connecttype="custom" o:connectlocs="0,2685171;213430,2769897;1047746,2398405;1105954,2241988;1966140,1877013;1966140,1877013;2787521,1603282;3272589,703880;3272589,0;0,0;0,2685171" o:connectangles="0,0,0,0,0,0,0,0,0,0,0"/>
                 </v:shape>
                 <w10:wrap anchorx="page"/>
@@ -919,8 +919,8 @@
                 </mc:Choice>
                 <mc:Fallback>
                   <w:pict>
-                    <v:oval w14:anchorId="3F2F5AAA" id="Oval 1" o:spid="_x0000_s1026" alt="woman's headshot" style="width:142.55pt;height:142.55pt;visibility:visible;mso-wrap-style:square;mso-left-percent:-10001;mso-top-percent:-10001;mso-position-horizontal:absolute;mso-position-horizontal-relative:char;mso-position-vertical:absolute;mso-position-vertical-relative:line;mso-left-percent:-10001;mso-top-percent:-10001;v-text-anchor:middle" o:gfxdata="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" strokecolor="#071921 [1604]" strokeweight="1pt">
-                      <v:fill r:id="rId9" o:title="woman's headshot" recolor="t" rotate="t" type="frame"/>
+                    <v:oval id="Oval 1" style="width:142.55pt;height:142.55pt;visibility:visible;mso-wrap-style:square;mso-left-percent:-10001;mso-top-percent:-10001;mso-position-horizontal:absolute;mso-position-horizontal-relative:char;mso-position-vertical:absolute;mso-position-vertical-relative:line;mso-left-percent:-10001;mso-top-percent:-10001;v-text-anchor:middle" alt="woman's headshot" o:spid="_x0000_s1026" strokecolor="#071921 [1604]" strokeweight="1pt" o:gfxdata="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" w14:anchorId="3F2F5AAA">
+                      <v:fill type="frame" o:title="woman's headshot" recolor="t" rotate="t" r:id="rId9"/>
                       <v:stroke joinstyle="miter"/>
                       <w10:anchorlock/>
                     </v:oval>

--- a/src/Tests/Inputs/cover-letters/09/input.docx
+++ b/src/Tests/Inputs/cover-letters/09/input.docx
@@ -3958,1414 +3958,6 @@
 </w:webSettings>
 </file>
 
-<file path=word/glossary/document.xml><?xml version="1.0" encoding="utf-8"?>
-<w:glossaryDocument xmlns:wpc="http://schemas.microsoft.com/office/word/2010/wordprocessingCanvas" xmlns:cx="http://schemas.microsoft.com/office/drawing/2014/chartex" xmlns:cx1="http://schemas.microsoft.com/office/drawing/2015/9/8/chartex" xmlns:cx2="http://schemas.microsoft.com/office/drawing/2015/10/21/chartex" xmlns:cx3="http://schemas.microsoft.com/office/drawing/2016/5/9/chartex" xmlns:cx4="http://schemas.microsoft.com/office/drawing/2016/5/10/chartex" xmlns:cx5="http://schemas.microsoft.com/office/drawing/2016/5/11/chartex" xmlns:cx6="http://schemas.microsoft.com/office/drawing/2016/5/12/chartex" xmlns:cx7="http://schemas.microsoft.com/office/drawing/2016/5/13/chartex" xmlns:cx8="http://schemas.microsoft.com/office/drawing/2016/5/14/chartex" xmlns:mc="http://schemas.openxmlformats.org/markup-compatibility/2006" xmlns:aink="http://schemas.microsoft.com/office/drawing/2016/ink" xmlns:am3d="http://schemas.microsoft.com/office/drawing/2017/model3d" xmlns:o="urn:schemas-microsoft-com:office:office" xmlns:oel="http://schemas.microsoft.com/office/2019/extlst" xmlns:r="http://schemas.openxmlformats.org/officeDocument/2006/relationships" xmlns:m="http://schemas.openxmlformats.org/officeDocument/2006/math" xmlns:v="urn:schemas-microsoft-com:vml" xmlns:wp14="http://schemas.microsoft.com/office/word/2010/wordprocessingDrawing" xmlns:wp="http://schemas.openxmlformats.org/drawingml/2006/wordprocessingDrawing" xmlns:w10="urn:schemas-microsoft-com:office:word" xmlns:w="http://schemas.openxmlformats.org/wordprocessingml/2006/main" xmlns:w14="http://schemas.microsoft.com/office/word/2010/wordml" xmlns:w15="http://schemas.microsoft.com/office/word/2012/wordml" xmlns:w16cex="http://schemas.microsoft.com/office/word/2018/wordml/cex" xmlns:w16cid="http://schemas.microsoft.com/office/word/2016/wordml/cid" xmlns:w16="http://schemas.microsoft.com/office/word/2018/wordml" xmlns:w16du="http://schemas.microsoft.com/office/word/2023/wordml/word16du" xmlns:w16sdtdh="http://schemas.microsoft.com/office/word/2020/wordml/sdtdatahash" xmlns:w16se="http://schemas.microsoft.com/office/word/2015/wordml/symex" xmlns:wpg="http://schemas.microsoft.com/office/word/2010/wordprocessingGroup" xmlns:wpi="http://schemas.microsoft.com/office/word/2010/wordprocessingInk" xmlns:wne="http://schemas.microsoft.com/office/word/2006/wordml" xmlns:wps="http://schemas.microsoft.com/office/word/2010/wordprocessingShape" mc:Ignorable="w14 w15 w16se w16cid w16 w16cex w16sdtdh wp14">
-  <w:docParts>
-    <w:docPart>
-      <w:docPartPr>
-        <w:name w:val="ACA474F46ABD4E09A9DCC14198EB8217"/>
-        <w:category>
-          <w:name w:val="General"/>
-          <w:gallery w:val="placeholder"/>
-        </w:category>
-        <w:types>
-          <w:type w:val="bbPlcHdr"/>
-        </w:types>
-        <w:behaviors>
-          <w:behavior w:val="content"/>
-        </w:behaviors>
-        <w:guid w:val="{E849A9E6-BD4C-4D96-92F9-2B3A5C3C5516}"/>
-      </w:docPartPr>
-      <w:docPartBody>
-        <w:p>
-          <w:r>
-            <w:rPr>
-              <w:lang w:bidi="en-GB"/>
-            </w:rPr>
-            <w:t>Want to put your own image in the circle? It is easy! Select the image and do a right mouse click. Select “Fill” from the shortcut menu. Choose Picture… from the list. Navigate your computer to get the appropriate picture. Click okay to insert your selected image.</w:t>
-          </w:r>
-        </w:p>
-        <w:p>
-          <w:pPr>
-            <w:pStyle w:val="ACA474F46ABD4E09A9DCC14198EB82171"/>
-          </w:pPr>
-          <w:r>
-            <w:rPr>
-              <w:lang w:bidi="en-GB"/>
-            </w:rPr>
-            <w:t>Once your image has been inserted, select it again. Go to the Picture Tools Format menu. Click on the down arrow below “Crop” and select “Fill” from the list. This will auto adjust your image to crop to the image. You can click and drag your image to place it appropriately.</w:t>
-          </w:r>
-        </w:p>
-      </w:docPartBody>
-    </w:docPart>
-    <w:docPart>
-      <w:docPartPr>
-        <w:name w:val="4D0FA74E25BC41DBA1DF69CE0C68F5B8"/>
-        <w:category>
-          <w:name w:val="General"/>
-          <w:gallery w:val="placeholder"/>
-        </w:category>
-        <w:types>
-          <w:type w:val="bbPlcHdr"/>
-        </w:types>
-        <w:behaviors>
-          <w:behavior w:val="content"/>
-        </w:behaviors>
-        <w:guid w:val="{CD15143D-64A6-41D4-868D-E447AF34B7C2}"/>
-      </w:docPartPr>
-      <w:docPartBody>
-        <w:p>
-          <w:pPr>
-            <w:pStyle w:val="4D0FA74E25BC41DBA1DF69CE0C68F5B81"/>
-          </w:pPr>
-          <w:r>
-            <w:rPr>
-              <w:lang w:bidi="en-GB"/>
-            </w:rPr>
-            <w:t>Are you looking for a [job title] with:</w:t>
-          </w:r>
-        </w:p>
-      </w:docPartBody>
-    </w:docPart>
-    <w:docPart>
-      <w:docPartPr>
-        <w:name w:val="1A25FC07BBB842A597B155F519ECAAE9"/>
-        <w:category>
-          <w:name w:val="General"/>
-          <w:gallery w:val="placeholder"/>
-        </w:category>
-        <w:types>
-          <w:type w:val="bbPlcHdr"/>
-        </w:types>
-        <w:behaviors>
-          <w:behavior w:val="content"/>
-        </w:behaviors>
-        <w:guid w:val="{FC165CD2-45CE-4A07-AE32-5BCE2186D3B3}"/>
-      </w:docPartPr>
-      <w:docPartBody>
-        <w:p>
-          <w:pPr>
-            <w:pStyle w:val="ListBullet"/>
-          </w:pPr>
-          <w:r>
-            <w:rPr>
-              <w:lang w:bidi="en-GB"/>
-            </w:rPr>
-            <w:t>[</w:t>
-          </w:r>
-          <w:r>
-            <w:rPr>
-              <w:rStyle w:val="Greytext"/>
-              <w:lang w:bidi="en-GB"/>
-            </w:rPr>
-            <w:t>Number]</w:t>
-          </w:r>
-          <w:r>
-            <w:rPr>
-              <w:lang w:bidi="en-GB"/>
-            </w:rPr>
-            <w:t xml:space="preserve"> years of hands-on experience in [</w:t>
-          </w:r>
-          <w:r>
-            <w:rPr>
-              <w:rStyle w:val="Greytext"/>
-              <w:lang w:bidi="en-GB"/>
-            </w:rPr>
-            <w:t>area of expertise]</w:t>
-          </w:r>
-          <w:r>
-            <w:rPr>
-              <w:lang w:bidi="en-GB"/>
-            </w:rPr>
-            <w:t>?</w:t>
-          </w:r>
-        </w:p>
-        <w:p>
-          <w:pPr>
-            <w:pStyle w:val="ListBullet"/>
-          </w:pPr>
-          <w:r>
-            <w:rPr>
-              <w:lang w:bidi="en-GB"/>
-            </w:rPr>
-            <w:t>Knowledge of the latest technology in [</w:t>
-          </w:r>
-          <w:r>
-            <w:rPr>
-              <w:rStyle w:val="Greytext"/>
-              <w:lang w:bidi="en-GB"/>
-            </w:rPr>
-            <w:t>industry or field]</w:t>
-          </w:r>
-          <w:r>
-            <w:rPr>
-              <w:lang w:bidi="en-GB"/>
-            </w:rPr>
-            <w:t>?</w:t>
-          </w:r>
-        </w:p>
-        <w:p>
-          <w:pPr>
-            <w:pStyle w:val="ListBullet"/>
-          </w:pPr>
-          <w:r>
-            <w:rPr>
-              <w:lang w:bidi="en-GB"/>
-            </w:rPr>
-            <w:t>[Excellent written and oral communication skills?]</w:t>
-          </w:r>
-        </w:p>
-        <w:p>
-          <w:pPr>
-            <w:pStyle w:val="1A25FC07BBB842A597B155F519ECAAE91"/>
-          </w:pPr>
-          <w:r>
-            <w:rPr>
-              <w:lang w:bidi="en-GB"/>
-            </w:rPr>
-            <w:t>[A passion to learn and to increase his skills?]</w:t>
-          </w:r>
-        </w:p>
-      </w:docPartBody>
-    </w:docPart>
-    <w:docPart>
-      <w:docPartPr>
-        <w:name w:val="B1FCC47591724712866530134E901E06"/>
-        <w:category>
-          <w:name w:val="General"/>
-          <w:gallery w:val="placeholder"/>
-        </w:category>
-        <w:types>
-          <w:type w:val="bbPlcHdr"/>
-        </w:types>
-        <w:behaviors>
-          <w:behavior w:val="content"/>
-        </w:behaviors>
-        <w:guid w:val="{7957D408-F360-43F5-B581-4CD356F7314E}"/>
-      </w:docPartPr>
-      <w:docPartBody>
-        <w:p>
-          <w:r>
-            <w:rPr>
-              <w:lang w:bidi="en-GB"/>
-            </w:rPr>
-            <w:t>If so, then you need look no further. You will see from my enclosed resume that I meet all of these qualifications and more.</w:t>
-          </w:r>
-        </w:p>
-        <w:p>
-          <w:r>
-            <w:rPr>
-              <w:lang w:bidi="en-GB"/>
-            </w:rPr>
-            <w:t>I would very much like to discuss opportunities with [</w:t>
-          </w:r>
-          <w:r>
-            <w:rPr>
-              <w:rStyle w:val="Greytext"/>
-              <w:color w:val="000000" w:themeColor="text1"/>
-              <w:lang w:bidi="en-GB"/>
-            </w:rPr>
-            <w:t>Company Name]</w:t>
-          </w:r>
-          <w:r>
-            <w:rPr>
-              <w:lang w:bidi="en-GB"/>
-            </w:rPr>
-            <w:t>. To schedule an interview, please call me at [</w:t>
-          </w:r>
-          <w:r>
-            <w:rPr>
-              <w:rStyle w:val="Greytext"/>
-              <w:color w:val="000000" w:themeColor="text1"/>
-              <w:lang w:bidi="en-GB"/>
-            </w:rPr>
-            <w:t>phone]</w:t>
-          </w:r>
-          <w:r>
-            <w:rPr>
-              <w:lang w:bidi="en-GB"/>
-            </w:rPr>
-            <w:t>. The best time to reach me is between [</w:t>
-          </w:r>
-          <w:r>
-            <w:rPr>
-              <w:rStyle w:val="Greytext"/>
-              <w:color w:val="000000" w:themeColor="text1"/>
-              <w:lang w:bidi="en-GB"/>
-            </w:rPr>
-            <w:t>earliest time]</w:t>
-          </w:r>
-          <w:r>
-            <w:rPr>
-              <w:lang w:bidi="en-GB"/>
-            </w:rPr>
-            <w:t xml:space="preserve"> and [</w:t>
-          </w:r>
-          <w:r>
-            <w:rPr>
-              <w:rStyle w:val="Greytext"/>
-              <w:color w:val="000000" w:themeColor="text1"/>
-              <w:lang w:bidi="en-GB"/>
-            </w:rPr>
-            <w:t>latest time]</w:t>
-          </w:r>
-          <w:r>
-            <w:rPr>
-              <w:lang w:bidi="en-GB"/>
-            </w:rPr>
-            <w:t>, but you can leave a voice message at any time, and I will return your call.</w:t>
-          </w:r>
-        </w:p>
-        <w:p>
-          <w:pPr>
-            <w:pStyle w:val="B1FCC47591724712866530134E901E061"/>
-          </w:pPr>
-          <w:r>
-            <w:rPr>
-              <w:lang w:bidi="en-GB"/>
-            </w:rPr>
-            <w:t>Thank you for taking the time to review my resume. I look forward to talking with you.</w:t>
-          </w:r>
-          <w:r>
-            <w:rPr>
-              <w:lang w:bidi="en-GB"/>
-            </w:rPr>
-            <w:br/>
-          </w:r>
-          <w:r>
-            <w:rPr>
-              <w:lang w:bidi="en-GB"/>
-            </w:rPr>
-            <w:br/>
-            <w:t>Sincerely,</w:t>
-          </w:r>
-        </w:p>
-      </w:docPartBody>
-    </w:docPart>
-    <w:docPart>
-      <w:docPartPr>
-        <w:name w:val="F2BA87BD812842BAB4B0D3A9D82DF5A9"/>
-        <w:category>
-          <w:name w:val="General"/>
-          <w:gallery w:val="placeholder"/>
-        </w:category>
-        <w:types>
-          <w:type w:val="bbPlcHdr"/>
-        </w:types>
-        <w:behaviors>
-          <w:behavior w:val="content"/>
-        </w:behaviors>
-        <w:guid w:val="{4024607B-1876-4BD5-B564-3C24C5585D27}"/>
-      </w:docPartPr>
-      <w:docPartBody>
-        <w:p>
-          <w:pPr>
-            <w:pStyle w:val="F2BA87BD812842BAB4B0D3A9D82DF5A91"/>
-          </w:pPr>
-          <w:r>
-            <w:rPr>
-              <w:lang w:bidi="en-GB"/>
-            </w:rPr>
-            <w:t>Enclosure</w:t>
-          </w:r>
-        </w:p>
-      </w:docPartBody>
-    </w:docPart>
-    <w:docPart>
-      <w:docPartPr>
-        <w:name w:val="DefaultPlaceholder_-1854013440"/>
-        <w:category>
-          <w:name w:val="General"/>
-          <w:gallery w:val="placeholder"/>
-        </w:category>
-        <w:types>
-          <w:type w:val="bbPlcHdr"/>
-        </w:types>
-        <w:behaviors>
-          <w:behavior w:val="content"/>
-        </w:behaviors>
-        <w:guid w:val="{50BA927D-A8E2-4631-B4F3-82FE2CD62C0D}"/>
-      </w:docPartPr>
-      <w:docPartBody>
-        <w:p>
-          <w:r>
-            <w:rPr>
-              <w:rStyle w:val="PlaceholderText"/>
-            </w:rPr>
-            <w:t>Click or tap here to enter text.</w:t>
-          </w:r>
-        </w:p>
-      </w:docPartBody>
-    </w:docPart>
-  </w:docParts>
-</w:glossaryDocument>
-</file>
-
-<file path=word/glossary/fontTable.xml><?xml version="1.0" encoding="utf-8"?>
-<w:fonts xmlns:mc="http://schemas.openxmlformats.org/markup-compatibility/2006" xmlns:r="http://schemas.openxmlformats.org/officeDocument/2006/relationships" xmlns:w="http://schemas.openxmlformats.org/wordprocessingml/2006/main" xmlns:w14="http://schemas.microsoft.com/office/word/2010/wordml" xmlns:w15="http://schemas.microsoft.com/office/word/2012/wordml" xmlns:w16cex="http://schemas.microsoft.com/office/word/2018/wordml/cex" xmlns:w16cid="http://schemas.microsoft.com/office/word/2016/wordml/cid" xmlns:w16="http://schemas.microsoft.com/office/word/2018/wordml" xmlns:w16sdtdh="http://schemas.microsoft.com/office/word/2020/wordml/sdtdatahash" xmlns:w16se="http://schemas.microsoft.com/office/word/2015/wordml/symex" mc:Ignorable="w14 w15 w16se w16cid w16 w16cex w16sdtdh">
-  <w:font w:name="Symbol">
-    <w:panose1 w:val="05050102010706020507"/>
-    <w:charset w:val="02"/>
-    <w:family w:val="roman"/>
-    <w:pitch w:val="variable"/>
-    <w:sig w:usb0="00000000" w:usb1="10000000" w:usb2="00000000" w:usb3="00000000" w:csb0="80000000" w:csb1="00000000"/>
-  </w:font>
-  <w:font w:name="Times New Roman">
-    <w:panose1 w:val="02020603050405020304"/>
-    <w:charset w:val="00"/>
-    <w:family w:val="roman"/>
-    <w:pitch w:val="variable"/>
-    <w:sig w:usb0="E0002EFF" w:usb1="C000785B" w:usb2="00000009" w:usb3="00000000" w:csb0="000001FF" w:csb1="00000000"/>
-  </w:font>
-  <w:font w:name="Georgia">
-    <w:panose1 w:val="02040502050405020303"/>
-    <w:charset w:val="00"/>
-    <w:family w:val="roman"/>
-    <w:pitch w:val="variable"/>
-    <w:sig w:usb0="00000287" w:usb1="00000000" w:usb2="00000000" w:usb3="00000000" w:csb0="0000009F" w:csb1="00000000"/>
-  </w:font>
-  <w:font w:name="Courier New">
-    <w:panose1 w:val="02070309020205020404"/>
-    <w:charset w:val="00"/>
-    <w:family w:val="modern"/>
-    <w:pitch w:val="fixed"/>
-    <w:sig w:usb0="E0002EFF" w:usb1="C0007843" w:usb2="00000009" w:usb3="00000000" w:csb0="000001FF" w:csb1="00000000"/>
-  </w:font>
-  <w:font w:name="Wingdings">
-    <w:panose1 w:val="05000000000000000000"/>
-    <w:charset w:val="02"/>
-    <w:family w:val="auto"/>
-    <w:pitch w:val="variable"/>
-    <w:sig w:usb0="00000000" w:usb1="10000000" w:usb2="00000000" w:usb3="00000000" w:csb0="80000000" w:csb1="00000000"/>
-  </w:font>
-  <w:font w:name="Calibri">
-    <w:panose1 w:val="020F0502020204030204"/>
-    <w:charset w:val="00"/>
-    <w:family w:val="swiss"/>
-    <w:pitch w:val="variable"/>
-    <w:sig w:usb0="E4002EFF" w:usb1="C000247B" w:usb2="00000009" w:usb3="00000000" w:csb0="000001FF" w:csb1="00000000"/>
-  </w:font>
-  <w:font w:name="SimSun">
-    <w:altName w:val="宋体"/>
-    <w:panose1 w:val="02010600030101010101"/>
-    <w:charset w:val="86"/>
-    <w:family w:val="auto"/>
-    <w:pitch w:val="variable"/>
-    <w:sig w:usb0="00000003" w:usb1="288F0000" w:usb2="00000016" w:usb3="00000000" w:csb0="00040001" w:csb1="00000000"/>
-  </w:font>
-  <w:font w:name="Arial">
-    <w:panose1 w:val="020B0604020202020204"/>
-    <w:charset w:val="00"/>
-    <w:family w:val="swiss"/>
-    <w:pitch w:val="variable"/>
-    <w:sig w:usb0="E0002EFF" w:usb1="C000785B" w:usb2="00000009" w:usb3="00000000" w:csb0="000001FF" w:csb1="00000000"/>
-  </w:font>
-  <w:font w:name="Calibri Light">
-    <w:panose1 w:val="020F0302020204030204"/>
-    <w:charset w:val="00"/>
-    <w:family w:val="swiss"/>
-    <w:pitch w:val="variable"/>
-    <w:sig w:usb0="E4002EFF" w:usb1="C000247B" w:usb2="00000009" w:usb3="00000000" w:csb0="000001FF" w:csb1="00000000"/>
-  </w:font>
-</w:fonts>
-</file>
-
-<file path=word/glossary/numbering.xml><?xml version="1.0" encoding="utf-8"?>
-<w:numbering xmlns:wpc="http://schemas.microsoft.com/office/word/2010/wordprocessingCanvas" xmlns:cx="http://schemas.microsoft.com/office/drawing/2014/chartex" xmlns:cx1="http://schemas.microsoft.com/office/drawing/2015/9/8/chartex" xmlns:cx2="http://schemas.microsoft.com/office/drawing/2015/10/21/chartex" xmlns:cx3="http://schemas.microsoft.com/office/drawing/2016/5/9/chartex" xmlns:cx4="http://schemas.microsoft.com/office/drawing/2016/5/10/chartex" xmlns:cx5="http://schemas.microsoft.com/office/drawing/2016/5/11/chartex" xmlns:cx6="http://schemas.microsoft.com/office/drawing/2016/5/12/chartex" xmlns:cx7="http://schemas.microsoft.com/office/drawing/2016/5/13/chartex" xmlns:cx8="http://schemas.microsoft.com/office/drawing/2016/5/14/chartex" xmlns:mc="http://schemas.openxmlformats.org/markup-compatibility/2006" xmlns:aink="http://schemas.microsoft.com/office/drawing/2016/ink" xmlns:am3d="http://schemas.microsoft.com/office/drawing/2017/model3d" xmlns:o="urn:schemas-microsoft-com:office:office" xmlns:oel="http://schemas.microsoft.com/office/2019/extlst" xmlns:r="http://schemas.openxmlformats.org/officeDocument/2006/relationships" xmlns:m="http://schemas.openxmlformats.org/officeDocument/2006/math" xmlns:v="urn:schemas-microsoft-com:vml" xmlns:wp14="http://schemas.microsoft.com/office/word/2010/wordprocessingDrawing" xmlns:wp="http://schemas.openxmlformats.org/drawingml/2006/wordprocessingDrawing" xmlns:w10="urn:schemas-microsoft-com:office:word" xmlns:w="http://schemas.openxmlformats.org/wordprocessingml/2006/main" xmlns:w14="http://schemas.microsoft.com/office/word/2010/wordml" xmlns:w15="http://schemas.microsoft.com/office/word/2012/wordml" xmlns:w16cex="http://schemas.microsoft.com/office/word/2018/wordml/cex" xmlns:w16cid="http://schemas.microsoft.com/office/word/2016/wordml/cid" xmlns:w16="http://schemas.microsoft.com/office/word/2018/wordml" xmlns:w16du="http://schemas.microsoft.com/office/word/2023/wordml/word16du" xmlns:w16sdtdh="http://schemas.microsoft.com/office/word/2020/wordml/sdtdatahash" xmlns:w16se="http://schemas.microsoft.com/office/word/2015/wordml/symex" xmlns:wpg="http://schemas.microsoft.com/office/word/2010/wordprocessingGroup" xmlns:wpi="http://schemas.microsoft.com/office/word/2010/wordprocessingInk" xmlns:wne="http://schemas.microsoft.com/office/word/2006/wordml" xmlns:wps="http://schemas.microsoft.com/office/word/2010/wordprocessingShape" mc:Ignorable="w14 w15 w16se w16cid w16 w16cex w16sdtdh wp14">
-  <w:abstractNum w:abstractNumId="0" w15:restartNumberingAfterBreak="0">
-    <w:nsid w:val="2ECF046B"/>
-    <w:multiLevelType w:val="multilevel"/>
-    <w:tmpl w:val="61F0A32C"/>
-    <w:styleLink w:val="BullettedList"/>
-    <w:lvl w:ilvl="0">
-      <w:start w:val="1"/>
-      <w:numFmt w:val="bullet"/>
-      <w:pStyle w:val="ListBullet"/>
-      <w:lvlText w:val=""/>
-      <w:lvlJc w:val="left"/>
-      <w:pPr>
-        <w:tabs>
-          <w:tab w:val="num" w:pos="360"/>
-        </w:tabs>
-        <w:ind w:left="360" w:hanging="360"/>
-      </w:pPr>
-      <w:rPr>
-        <w:rFonts w:ascii="Symbol" w:hAnsi="Symbol" w:hint="default"/>
-        <w:color w:val="auto"/>
-      </w:rPr>
-    </w:lvl>
-    <w:lvl w:ilvl="1">
-      <w:start w:val="1"/>
-      <w:numFmt w:val="bullet"/>
-      <w:pStyle w:val="ListBullet2"/>
-      <w:lvlText w:val="o"/>
-      <w:lvlJc w:val="left"/>
-      <w:pPr>
-        <w:ind w:left="1440" w:hanging="360"/>
-      </w:pPr>
-      <w:rPr>
-        <w:rFonts w:ascii="Courier New" w:hAnsi="Courier New" w:hint="default"/>
-      </w:rPr>
-    </w:lvl>
-    <w:lvl w:ilvl="2">
-      <w:start w:val="1"/>
-      <w:numFmt w:val="bullet"/>
-      <w:pStyle w:val="ListBullet3"/>
-      <w:lvlText w:val=""/>
-      <w:lvlJc w:val="left"/>
-      <w:pPr>
-        <w:ind w:left="2160" w:hanging="360"/>
-      </w:pPr>
-      <w:rPr>
-        <w:rFonts w:ascii="Wingdings" w:hAnsi="Wingdings" w:hint="default"/>
-      </w:rPr>
-    </w:lvl>
-    <w:lvl w:ilvl="3">
-      <w:start w:val="1"/>
-      <w:numFmt w:val="bullet"/>
-      <w:pStyle w:val="ListBullet4"/>
-      <w:lvlText w:val=""/>
-      <w:lvlJc w:val="left"/>
-      <w:pPr>
-        <w:ind w:left="2880" w:hanging="360"/>
-      </w:pPr>
-      <w:rPr>
-        <w:rFonts w:ascii="Symbol" w:hAnsi="Symbol" w:hint="default"/>
-      </w:rPr>
-    </w:lvl>
-    <w:lvl w:ilvl="4">
-      <w:start w:val="1"/>
-      <w:numFmt w:val="bullet"/>
-      <w:pStyle w:val="ListBullet5"/>
-      <w:lvlText w:val="o"/>
-      <w:lvlJc w:val="left"/>
-      <w:pPr>
-        <w:ind w:left="3600" w:hanging="360"/>
-      </w:pPr>
-      <w:rPr>
-        <w:rFonts w:ascii="Courier New" w:hAnsi="Courier New" w:hint="default"/>
-      </w:rPr>
-    </w:lvl>
-    <w:lvl w:ilvl="5">
-      <w:start w:val="1"/>
-      <w:numFmt w:val="bullet"/>
-      <w:lvlText w:val=""/>
-      <w:lvlJc w:val="left"/>
-      <w:pPr>
-        <w:ind w:left="4320" w:hanging="360"/>
-      </w:pPr>
-      <w:rPr>
-        <w:rFonts w:ascii="Wingdings" w:hAnsi="Wingdings" w:hint="default"/>
-      </w:rPr>
-    </w:lvl>
-    <w:lvl w:ilvl="6">
-      <w:start w:val="1"/>
-      <w:numFmt w:val="bullet"/>
-      <w:lvlText w:val=""/>
-      <w:lvlJc w:val="left"/>
-      <w:pPr>
-        <w:ind w:left="5040" w:hanging="360"/>
-      </w:pPr>
-      <w:rPr>
-        <w:rFonts w:ascii="Symbol" w:hAnsi="Symbol" w:hint="default"/>
-      </w:rPr>
-    </w:lvl>
-    <w:lvl w:ilvl="7">
-      <w:start w:val="1"/>
-      <w:numFmt w:val="bullet"/>
-      <w:lvlText w:val="o"/>
-      <w:lvlJc w:val="left"/>
-      <w:pPr>
-        <w:ind w:left="5760" w:hanging="360"/>
-      </w:pPr>
-      <w:rPr>
-        <w:rFonts w:ascii="Courier New" w:hAnsi="Courier New" w:cs="Courier New" w:hint="default"/>
-      </w:rPr>
-    </w:lvl>
-    <w:lvl w:ilvl="8">
-      <w:start w:val="1"/>
-      <w:numFmt w:val="bullet"/>
-      <w:lvlText w:val=""/>
-      <w:lvlJc w:val="left"/>
-      <w:pPr>
-        <w:ind w:left="6480" w:hanging="360"/>
-      </w:pPr>
-      <w:rPr>
-        <w:rFonts w:ascii="Wingdings" w:hAnsi="Wingdings" w:hint="default"/>
-      </w:rPr>
-    </w:lvl>
-  </w:abstractNum>
-  <w:abstractNum w:abstractNumId="1" w15:restartNumberingAfterBreak="0">
-    <w:nsid w:val="510203D6"/>
-    <w:multiLevelType w:val="multilevel"/>
-    <w:tmpl w:val="B69C00AE"/>
-    <w:lvl w:ilvl="0">
-      <w:start w:val="1"/>
-      <w:numFmt w:val="decimal"/>
-      <w:pStyle w:val="1A25FC07BBB842A597B155F519ECAAE91"/>
-      <w:lvlText w:val="%1."/>
-      <w:lvlJc w:val="left"/>
-      <w:pPr>
-        <w:tabs>
-          <w:tab w:val="num" w:pos="720"/>
-        </w:tabs>
-        <w:ind w:left="720" w:hanging="720"/>
-      </w:pPr>
-    </w:lvl>
-    <w:lvl w:ilvl="1">
-      <w:start w:val="1"/>
-      <w:numFmt w:val="decimal"/>
-      <w:lvlText w:val="%2."/>
-      <w:lvlJc w:val="left"/>
-      <w:pPr>
-        <w:tabs>
-          <w:tab w:val="num" w:pos="1440"/>
-        </w:tabs>
-        <w:ind w:left="1440" w:hanging="720"/>
-      </w:pPr>
-    </w:lvl>
-    <w:lvl w:ilvl="2">
-      <w:start w:val="1"/>
-      <w:numFmt w:val="decimal"/>
-      <w:lvlText w:val="%3."/>
-      <w:lvlJc w:val="left"/>
-      <w:pPr>
-        <w:tabs>
-          <w:tab w:val="num" w:pos="2160"/>
-        </w:tabs>
-        <w:ind w:left="2160" w:hanging="720"/>
-      </w:pPr>
-    </w:lvl>
-    <w:lvl w:ilvl="3">
-      <w:start w:val="1"/>
-      <w:numFmt w:val="decimal"/>
-      <w:lvlText w:val="%4."/>
-      <w:lvlJc w:val="left"/>
-      <w:pPr>
-        <w:tabs>
-          <w:tab w:val="num" w:pos="2880"/>
-        </w:tabs>
-        <w:ind w:left="2880" w:hanging="720"/>
-      </w:pPr>
-    </w:lvl>
-    <w:lvl w:ilvl="4">
-      <w:start w:val="1"/>
-      <w:numFmt w:val="decimal"/>
-      <w:lvlText w:val="%5."/>
-      <w:lvlJc w:val="left"/>
-      <w:pPr>
-        <w:tabs>
-          <w:tab w:val="num" w:pos="3600"/>
-        </w:tabs>
-        <w:ind w:left="3600" w:hanging="720"/>
-      </w:pPr>
-    </w:lvl>
-    <w:lvl w:ilvl="5">
-      <w:start w:val="1"/>
-      <w:numFmt w:val="decimal"/>
-      <w:lvlText w:val="%6."/>
-      <w:lvlJc w:val="left"/>
-      <w:pPr>
-        <w:tabs>
-          <w:tab w:val="num" w:pos="4320"/>
-        </w:tabs>
-        <w:ind w:left="4320" w:hanging="720"/>
-      </w:pPr>
-    </w:lvl>
-    <w:lvl w:ilvl="6">
-      <w:start w:val="1"/>
-      <w:numFmt w:val="decimal"/>
-      <w:lvlText w:val="%7."/>
-      <w:lvlJc w:val="left"/>
-      <w:pPr>
-        <w:tabs>
-          <w:tab w:val="num" w:pos="5040"/>
-        </w:tabs>
-        <w:ind w:left="5040" w:hanging="720"/>
-      </w:pPr>
-    </w:lvl>
-    <w:lvl w:ilvl="7">
-      <w:start w:val="1"/>
-      <w:numFmt w:val="decimal"/>
-      <w:lvlText w:val="%8."/>
-      <w:lvlJc w:val="left"/>
-      <w:pPr>
-        <w:tabs>
-          <w:tab w:val="num" w:pos="5760"/>
-        </w:tabs>
-        <w:ind w:left="5760" w:hanging="720"/>
-      </w:pPr>
-    </w:lvl>
-    <w:lvl w:ilvl="8">
-      <w:start w:val="1"/>
-      <w:numFmt w:val="decimal"/>
-      <w:lvlText w:val="%9."/>
-      <w:lvlJc w:val="left"/>
-      <w:pPr>
-        <w:tabs>
-          <w:tab w:val="num" w:pos="6480"/>
-        </w:tabs>
-        <w:ind w:left="6480" w:hanging="720"/>
-      </w:pPr>
-    </w:lvl>
-  </w:abstractNum>
-  <w:num w:numId="1" w16cid:durableId="568347278">
-    <w:abstractNumId w:val="0"/>
-  </w:num>
-  <w:num w:numId="2" w16cid:durableId="785195498">
-    <w:abstractNumId w:val="1"/>
-  </w:num>
-</w:numbering>
-</file>
-
-<file path=word/glossary/settings.xml><?xml version="1.0" encoding="utf-8"?>
-<w:settings xmlns:mc="http://schemas.openxmlformats.org/markup-compatibility/2006" xmlns:o="urn:schemas-microsoft-com:office:office" xmlns:r="http://schemas.openxmlformats.org/officeDocument/2006/relationships" xmlns:m="http://schemas.openxmlformats.org/officeDocument/2006/math" xmlns:v="urn:schemas-microsoft-com:vml" xmlns:w10="urn:schemas-microsoft-com:office:word" xmlns:w="http://schemas.openxmlformats.org/wordprocessingml/2006/main" xmlns:w14="http://schemas.microsoft.com/office/word/2010/wordml" xmlns:w15="http://schemas.microsoft.com/office/word/2012/wordml" xmlns:w16cex="http://schemas.microsoft.com/office/word/2018/wordml/cex" xmlns:w16cid="http://schemas.microsoft.com/office/word/2016/wordml/cid" xmlns:w16="http://schemas.microsoft.com/office/word/2018/wordml" xmlns:w16sdtdh="http://schemas.microsoft.com/office/word/2020/wordml/sdtdatahash" xmlns:w16se="http://schemas.microsoft.com/office/word/2015/wordml/symex" xmlns:sl="http://schemas.openxmlformats.org/schemaLibrary/2006/main" mc:Ignorable="w14 w15 w16se w16cid w16 w16cex w16sdtdh">
-  <w:view w:val="normal"/>
-  <w:defaultTabStop w:val="720"/>
-  <w:characterSpacingControl w:val="doNotCompress"/>
-  <w:compat>
-    <w:useFELayout/>
-    <w:compatSetting w:name="compatibilityMode" w:uri="http://schemas.microsoft.com/office/word" w:val="15"/>
-    <w:compatSetting w:name="overrideTableStyleFontSizeAndJustification" w:uri="http://schemas.microsoft.com/office/word" w:val="1"/>
-    <w:compatSetting w:name="enableOpenTypeFeatures" w:uri="http://schemas.microsoft.com/office/word" w:val="1"/>
-    <w:compatSetting w:name="doNotFlipMirrorIndents" w:uri="http://schemas.microsoft.com/office/word" w:val="1"/>
-    <w:compatSetting w:name="differentiateMultirowTableHeaders" w:uri="http://schemas.microsoft.com/office/word" w:val="1"/>
-    <w:compatSetting w:name="useWord2013TrackBottomHyphenation" w:uri="http://schemas.microsoft.com/office/word" w:val="1"/>
-  </w:compat>
-  <w:rsids>
-    <w:rsidRoot w:val="00764358"/>
-    <w:rsid w:val="00764358"/>
-    <w:rsid w:val="00970D62"/>
-    <w:rsid w:val="00AC5899"/>
-    <w:rsid w:val="00B45326"/>
-  </w:rsids>
-  <m:mathPr>
-    <m:mathFont m:val="Cambria Math"/>
-    <m:brkBin m:val="before"/>
-    <m:brkBinSub m:val="--"/>
-    <m:smallFrac m:val="0"/>
-    <m:dispDef/>
-    <m:lMargin m:val="0"/>
-    <m:rMargin m:val="0"/>
-    <m:defJc m:val="centerGroup"/>
-    <m:wrapIndent m:val="1440"/>
-    <m:intLim m:val="subSup"/>
-    <m:naryLim m:val="undOvr"/>
-  </m:mathPr>
-  <w:themeFontLang w:val="en-AU"/>
-  <w:clrSchemeMapping w:bg1="light1" w:t1="dark1" w:bg2="light2" w:t2="dark2" w:accent1="accent1" w:accent2="accent2" w:accent3="accent3" w:accent4="accent4" w:accent5="accent5" w:accent6="accent6" w:hyperlink="hyperlink" w:followedHyperlink="followedHyperlink"/>
-  <w:decimalSymbol w:val="."/>
-  <w:listSeparator w:val=","/>
-  <w15:chartTrackingRefBased/>
-</w:settings>
-</file>
-
-<file path=word/glossary/styles2.xml><?xml version="1.0" encoding="utf-8"?>
-<w:styles xmlns:mc="http://schemas.openxmlformats.org/markup-compatibility/2006" xmlns:r="http://schemas.openxmlformats.org/officeDocument/2006/relationships" xmlns:w="http://schemas.openxmlformats.org/wordprocessingml/2006/main" xmlns:w14="http://schemas.microsoft.com/office/word/2010/wordml" xmlns:w15="http://schemas.microsoft.com/office/word/2012/wordml" xmlns:w16cex="http://schemas.microsoft.com/office/word/2018/wordml/cex" xmlns:w16cid="http://schemas.microsoft.com/office/word/2016/wordml/cid" xmlns:w16="http://schemas.microsoft.com/office/word/2018/wordml" xmlns:w16sdtdh="http://schemas.microsoft.com/office/word/2020/wordml/sdtdatahash" xmlns:w16se="http://schemas.microsoft.com/office/word/2015/wordml/symex" mc:Ignorable="w14 w15 w16se w16cid w16 w16cex w16sdtdh">
-  <w:docDefaults>
-    <w:rPrDefault>
-      <w:rPr>
-        <w:rFonts w:asciiTheme="minorHAnsi" w:eastAsiaTheme="minorEastAsia" w:hAnsiTheme="minorHAnsi" w:cstheme="minorBidi"/>
-        <w:sz w:val="22"/>
-        <w:szCs w:val="22"/>
-        <w:lang w:val="en-AU" w:eastAsia="en-AU" w:bidi="ar-SA"/>
-      </w:rPr>
-    </w:rPrDefault>
-    <w:pPrDefault>
-      <w:pPr>
-        <w:spacing w:after="160" w:line="259" w:lineRule="auto"/>
-      </w:pPr>
-    </w:pPrDefault>
-  </w:docDefaults>
-  <w:latentStyles w:defLockedState="0" w:defUIPriority="99" w:defSemiHidden="0" w:defUnhideWhenUsed="0" w:defQFormat="0" w:count="376">
-    <w:lsdException w:name="Normal" w:uiPriority="0" w:qFormat="1"/>
-    <w:lsdException w:name="heading 1" w:uiPriority="9" w:qFormat="1"/>
-    <w:lsdException w:name="heading 2" w:semiHidden="1" w:uiPriority="9" w:unhideWhenUsed="1" w:qFormat="1"/>
-    <w:lsdException w:name="heading 3" w:semiHidden="1" w:uiPriority="9" w:unhideWhenUsed="1" w:qFormat="1"/>
-    <w:lsdException w:name="heading 4" w:semiHidden="1" w:uiPriority="9" w:unhideWhenUsed="1" w:qFormat="1"/>
-    <w:lsdException w:name="heading 5" w:semiHidden="1" w:uiPriority="9" w:unhideWhenUsed="1" w:qFormat="1"/>
-    <w:lsdException w:name="heading 6" w:semiHidden="1" w:uiPriority="9" w:unhideWhenUsed="1" w:qFormat="1"/>
-    <w:lsdException w:name="heading 7" w:semiHidden="1" w:uiPriority="9" w:unhideWhenUsed="1" w:qFormat="1"/>
-    <w:lsdException w:name="heading 8" w:semiHidden="1" w:uiPriority="9" w:unhideWhenUsed="1" w:qFormat="1"/>
-    <w:lsdException w:name="heading 9" w:semiHidden="1" w:uiPriority="9" w:unhideWhenUsed="1" w:qFormat="1"/>
-    <w:lsdException w:name="index 1" w:semiHidden="1" w:unhideWhenUsed="1"/>
-    <w:lsdException w:name="index 2" w:semiHidden="1" w:unhideWhenUsed="1"/>
-    <w:lsdException w:name="index 3" w:semiHidden="1" w:unhideWhenUsed="1"/>
-    <w:lsdException w:name="index 4" w:semiHidden="1" w:unhideWhenUsed="1"/>
-    <w:lsdException w:name="index 5" w:semiHidden="1" w:unhideWhenUsed="1"/>
-    <w:lsdException w:name="index 6" w:semiHidden="1" w:unhideWhenUsed="1"/>
-    <w:lsdException w:name="index 7" w:semiHidden="1" w:unhideWhenUsed="1"/>
-    <w:lsdException w:name="index 8" w:semiHidden="1" w:unhideWhenUsed="1"/>
-    <w:lsdException w:name="index 9" w:semiHidden="1" w:unhideWhenUsed="1"/>
-    <w:lsdException w:name="toc 1" w:semiHidden="1" w:uiPriority="39" w:unhideWhenUsed="1"/>
-    <w:lsdException w:name="toc 2" w:semiHidden="1" w:uiPriority="39" w:unhideWhenUsed="1"/>
-    <w:lsdException w:name="toc 3" w:semiHidden="1" w:uiPriority="39" w:unhideWhenUsed="1"/>
-    <w:lsdException w:name="toc 4" w:semiHidden="1" w:uiPriority="39" w:unhideWhenUsed="1"/>
-    <w:lsdException w:name="toc 5" w:semiHidden="1" w:uiPriority="39" w:unhideWhenUsed="1"/>
-    <w:lsdException w:name="toc 6" w:semiHidden="1" w:uiPriority="39" w:unhideWhenUsed="1"/>
-    <w:lsdException w:name="toc 7" w:semiHidden="1" w:uiPriority="39" w:unhideWhenUsed="1"/>
-    <w:lsdException w:name="toc 8" w:semiHidden="1" w:uiPriority="39" w:unhideWhenUsed="1"/>
-    <w:lsdException w:name="toc 9" w:semiHidden="1" w:uiPriority="39" w:unhideWhenUsed="1"/>
-    <w:lsdException w:name="Normal Indent" w:semiHidden="1" w:unhideWhenUsed="1"/>
-    <w:lsdException w:name="footnote text" w:semiHidden="1" w:unhideWhenUsed="1"/>
-    <w:lsdException w:name="annotation text" w:semiHidden="1" w:unhideWhenUsed="1"/>
-    <w:lsdException w:name="header" w:semiHidden="1" w:unhideWhenUsed="1"/>
-    <w:lsdException w:name="footer" w:semiHidden="1" w:unhideWhenUsed="1"/>
-    <w:lsdException w:name="index heading" w:semiHidden="1" w:unhideWhenUsed="1"/>
-    <w:lsdException w:name="caption" w:semiHidden="1" w:uiPriority="35" w:unhideWhenUsed="1" w:qFormat="1"/>
-    <w:lsdException w:name="table of figures" w:semiHidden="1" w:unhideWhenUsed="1"/>
-    <w:lsdException w:name="envelope address" w:semiHidden="1" w:unhideWhenUsed="1"/>
-    <w:lsdException w:name="envelope return" w:semiHidden="1" w:unhideWhenUsed="1"/>
-    <w:lsdException w:name="footnote reference" w:semiHidden="1" w:unhideWhenUsed="1"/>
-    <w:lsdException w:name="annotation reference" w:semiHidden="1" w:unhideWhenUsed="1"/>
-    <w:lsdException w:name="line number" w:semiHidden="1" w:unhideWhenUsed="1"/>
-    <w:lsdException w:name="page number" w:semiHidden="1" w:unhideWhenUsed="1"/>
-    <w:lsdException w:name="endnote reference" w:semiHidden="1" w:unhideWhenUsed="1"/>
-    <w:lsdException w:name="endnote text" w:semiHidden="1" w:unhideWhenUsed="1"/>
-    <w:lsdException w:name="table of authorities" w:semiHidden="1" w:unhideWhenUsed="1"/>
-    <w:lsdException w:name="macro" w:semiHidden="1" w:unhideWhenUsed="1"/>
-    <w:lsdException w:name="toa heading" w:semiHidden="1" w:unhideWhenUsed="1"/>
-    <w:lsdException w:name="List" w:semiHidden="1" w:unhideWhenUsed="1"/>
-    <w:lsdException w:name="List Bullet" w:semiHidden="1" w:uiPriority="5" w:unhideWhenUsed="1"/>
-    <w:lsdException w:name="List Number" w:semiHidden="1" w:unhideWhenUsed="1"/>
-    <w:lsdException w:name="List 2" w:semiHidden="1" w:unhideWhenUsed="1"/>
-    <w:lsdException w:name="List 3" w:semiHidden="1" w:unhideWhenUsed="1"/>
-    <w:lsdException w:name="List 4" w:semiHidden="1" w:unhideWhenUsed="1"/>
-    <w:lsdException w:name="List 5" w:semiHidden="1" w:unhideWhenUsed="1"/>
-    <w:lsdException w:name="List Bullet 2" w:semiHidden="1" w:unhideWhenUsed="1"/>
-    <w:lsdException w:name="List Bullet 3" w:semiHidden="1" w:unhideWhenUsed="1"/>
-    <w:lsdException w:name="List Bullet 4" w:semiHidden="1" w:unhideWhenUsed="1"/>
-    <w:lsdException w:name="List Bullet 5" w:semiHidden="1" w:unhideWhenUsed="1"/>
-    <w:lsdException w:name="List Number 2" w:semiHidden="1" w:unhideWhenUsed="1"/>
-    <w:lsdException w:name="List Number 3" w:semiHidden="1" w:unhideWhenUsed="1"/>
-    <w:lsdException w:name="List Number 4" w:semiHidden="1" w:unhideWhenUsed="1"/>
-    <w:lsdException w:name="List Number 5" w:semiHidden="1" w:unhideWhenUsed="1"/>
-    <w:lsdException w:name="Title" w:uiPriority="10" w:qFormat="1"/>
-    <w:lsdException w:name="Closing" w:semiHidden="1" w:unhideWhenUsed="1"/>
-    <w:lsdException w:name="Signature" w:semiHidden="1" w:unhideWhenUsed="1"/>
-    <w:lsdException w:name="Default Paragraph Font" w:semiHidden="1" w:uiPriority="1" w:unhideWhenUsed="1"/>
-    <w:lsdException w:name="Body Text" w:semiHidden="1" w:uiPriority="1" w:unhideWhenUsed="1" w:qFormat="1"/>
-    <w:lsdException w:name="Body Text Indent" w:semiHidden="1" w:unhideWhenUsed="1"/>
-    <w:lsdException w:name="List Continue" w:semiHidden="1" w:unhideWhenUsed="1"/>
-    <w:lsdException w:name="List Continue 2" w:semiHidden="1" w:unhideWhenUsed="1"/>
-    <w:lsdException w:name="List Continue 3" w:semiHidden="1" w:unhideWhenUsed="1"/>
-    <w:lsdException w:name="List Continue 4" w:semiHidden="1" w:unhideWhenUsed="1"/>
-    <w:lsdException w:name="List Continue 5" w:semiHidden="1" w:unhideWhenUsed="1"/>
-    <w:lsdException w:name="Message Header" w:semiHidden="1" w:unhideWhenUsed="1"/>
-    <w:lsdException w:name="Subtitle" w:uiPriority="11" w:qFormat="1"/>
-    <w:lsdException w:name="Salutation" w:semiHidden="1" w:unhideWhenUsed="1"/>
-    <w:lsdException w:name="Date" w:semiHidden="1" w:unhideWhenUsed="1"/>
-    <w:lsdException w:name="Body Text First Indent" w:semiHidden="1" w:unhideWhenUsed="1"/>
-    <w:lsdException w:name="Body Text First Indent 2" w:semiHidden="1" w:unhideWhenUsed="1"/>
-    <w:lsdException w:name="Note Heading" w:semiHidden="1" w:unhideWhenUsed="1"/>
-    <w:lsdException w:name="Body Text 2" w:semiHidden="1" w:unhideWhenUsed="1"/>
-    <w:lsdException w:name="Body Text 3" w:semiHidden="1" w:unhideWhenUsed="1"/>
-    <w:lsdException w:name="Body Text Indent 2" w:semiHidden="1" w:unhideWhenUsed="1"/>
-    <w:lsdException w:name="Body Text Indent 3" w:semiHidden="1" w:unhideWhenUsed="1"/>
-    <w:lsdException w:name="Block Text" w:semiHidden="1" w:unhideWhenUsed="1"/>
-    <w:lsdException w:name="Hyperlink" w:semiHidden="1" w:unhideWhenUsed="1"/>
-    <w:lsdException w:name="FollowedHyperlink" w:semiHidden="1" w:unhideWhenUsed="1"/>
-    <w:lsdException w:name="Strong" w:uiPriority="22" w:qFormat="1"/>
-    <w:lsdException w:name="Emphasis" w:uiPriority="20" w:qFormat="1"/>
-    <w:lsdException w:name="Document Map" w:semiHidden="1" w:unhideWhenUsed="1"/>
-    <w:lsdException w:name="Plain Text" w:semiHidden="1" w:unhideWhenUsed="1"/>
-    <w:lsdException w:name="E-mail Signature" w:semiHidden="1" w:unhideWhenUsed="1"/>
-    <w:lsdException w:name="HTML Top of Form" w:semiHidden="1" w:unhideWhenUsed="1"/>
-    <w:lsdException w:name="HTML Bottom of Form" w:semiHidden="1" w:unhideWhenUsed="1"/>
-    <w:lsdException w:name="Normal (Web)" w:semiHidden="1" w:unhideWhenUsed="1"/>
-    <w:lsdException w:name="HTML Acronym" w:semiHidden="1" w:unhideWhenUsed="1"/>
-    <w:lsdException w:name="HTML Address" w:semiHidden="1" w:unhideWhenUsed="1"/>
-    <w:lsdException w:name="HTML Cite" w:semiHidden="1" w:unhideWhenUsed="1"/>
-    <w:lsdException w:name="HTML Code" w:semiHidden="1" w:unhideWhenUsed="1"/>
-    <w:lsdException w:name="HTML Definition" w:semiHidden="1" w:unhideWhenUsed="1"/>
-    <w:lsdException w:name="HTML Keyboard" w:semiHidden="1" w:unhideWhenUsed="1"/>
-    <w:lsdException w:name="HTML Preformatted" w:semiHidden="1" w:unhideWhenUsed="1"/>
-    <w:lsdException w:name="HTML Sample" w:semiHidden="1" w:unhideWhenUsed="1"/>
-    <w:lsdException w:name="HTML Typewriter" w:semiHidden="1" w:unhideWhenUsed="1"/>
-    <w:lsdException w:name="HTML Variable" w:semiHidden="1" w:unhideWhenUsed="1"/>
-    <w:lsdException w:name="annotation subject" w:semiHidden="1" w:unhideWhenUsed="1"/>
-    <w:lsdException w:name="No List" w:semiHidden="1" w:unhideWhenUsed="1"/>
-    <w:lsdException w:name="Outline List 1" w:semiHidden="1" w:unhideWhenUsed="1"/>
-    <w:lsdException w:name="Outline List 2" w:semiHidden="1" w:unhideWhenUsed="1"/>
-    <w:lsdException w:name="Outline List 3" w:semiHidden="1" w:unhideWhenUsed="1"/>
-    <w:lsdException w:name="Table Simple 1" w:semiHidden="1" w:unhideWhenUsed="1"/>
-    <w:lsdException w:name="Table Simple 2" w:semiHidden="1" w:unhideWhenUsed="1"/>
-    <w:lsdException w:name="Table Simple 3" w:semiHidden="1" w:unhideWhenUsed="1"/>
-    <w:lsdException w:name="Table Classic 1" w:semiHidden="1" w:unhideWhenUsed="1"/>
-    <w:lsdException w:name="Table Classic 2" w:semiHidden="1" w:unhideWhenUsed="1"/>
-    <w:lsdException w:name="Table Classic 3" w:semiHidden="1" w:unhideWhenUsed="1"/>
-    <w:lsdException w:name="Table Classic 4" w:semiHidden="1" w:unhideWhenUsed="1"/>
-    <w:lsdException w:name="Table Colorful 1" w:semiHidden="1" w:unhideWhenUsed="1"/>
-    <w:lsdException w:name="Table Colorful 2" w:semiHidden="1" w:unhideWhenUsed="1"/>
-    <w:lsdException w:name="Table Colorful 3" w:semiHidden="1" w:unhideWhenUsed="1"/>
-    <w:lsdException w:name="Table Columns 1" w:semiHidden="1" w:unhideWhenUsed="1"/>
-    <w:lsdException w:name="Table Columns 2" w:semiHidden="1" w:unhideWhenUsed="1"/>
-    <w:lsdException w:name="Table Columns 3" w:semiHidden="1" w:unhideWhenUsed="1"/>
-    <w:lsdException w:name="Table Columns 4" w:semiHidden="1" w:unhideWhenUsed="1"/>
-    <w:lsdException w:name="Table Columns 5" w:semiHidden="1" w:unhideWhenUsed="1"/>
-    <w:lsdException w:name="Table Grid 1" w:semiHidden="1" w:unhideWhenUsed="1"/>
-    <w:lsdException w:name="Table Grid 2" w:semiHidden="1" w:unhideWhenUsed="1"/>
-    <w:lsdException w:name="Table Grid 3" w:semiHidden="1" w:unhideWhenUsed="1"/>
-    <w:lsdException w:name="Table Grid 4" w:semiHidden="1" w:unhideWhenUsed="1"/>
-    <w:lsdException w:name="Table Grid 5" w:semiHidden="1" w:unhideWhenUsed="1"/>
-    <w:lsdException w:name="Table Grid 6" w:semiHidden="1" w:unhideWhenUsed="1"/>
-    <w:lsdException w:name="Table Grid 7" w:semiHidden="1" w:unhideWhenUsed="1"/>
-    <w:lsdException w:name="Table Grid 8" w:semiHidden="1" w:unhideWhenUsed="1"/>
-    <w:lsdException w:name="Table List 1" w:semiHidden="1" w:unhideWhenUsed="1"/>
-    <w:lsdException w:name="Table List 2" w:semiHidden="1" w:unhideWhenUsed="1"/>
-    <w:lsdException w:name="Table List 3" w:semiHidden="1" w:unhideWhenUsed="1"/>
-    <w:lsdException w:name="Table List 4" w:semiHidden="1" w:unhideWhenUsed="1"/>
-    <w:lsdException w:name="Table List 5" w:semiHidden="1" w:unhideWhenUsed="1"/>
-    <w:lsdException w:name="Table List 6" w:semiHidden="1" w:unhideWhenUsed="1"/>
-    <w:lsdException w:name="Table List 7" w:semiHidden="1" w:unhideWhenUsed="1"/>
-    <w:lsdException w:name="Table List 8" w:semiHidden="1" w:unhideWhenUsed="1"/>
-    <w:lsdException w:name="Table 3D effects 1" w:semiHidden="1" w:unhideWhenUsed="1"/>
-    <w:lsdException w:name="Table 3D effects 2" w:semiHidden="1" w:unhideWhenUsed="1"/>
-    <w:lsdException w:name="Table 3D effects 3" w:semiHidden="1" w:unhideWhenUsed="1"/>
-    <w:lsdException w:name="Table Contemporary" w:semiHidden="1" w:unhideWhenUsed="1"/>
-    <w:lsdException w:name="Table Elegant" w:semiHidden="1" w:unhideWhenUsed="1"/>
-    <w:lsdException w:name="Table Professional" w:semiHidden="1" w:unhideWhenUsed="1"/>
-    <w:lsdException w:name="Table Subtle 2" w:semiHidden="1" w:unhideWhenUsed="1"/>
-    <w:lsdException w:name="Table Web 1" w:semiHidden="1" w:unhideWhenUsed="1"/>
-    <w:lsdException w:name="Balloon Text" w:semiHidden="1" w:unhideWhenUsed="1"/>
-    <w:lsdException w:name="Table Grid" w:uiPriority="39"/>
-    <w:lsdException w:name="Table Theme" w:semiHidden="1" w:unhideWhenUsed="1"/>
-    <w:lsdException w:name="Placeholder Text" w:semiHidden="1"/>
-    <w:lsdException w:name="No Spacing" w:uiPriority="1" w:qFormat="1"/>
-    <w:lsdException w:name="Light Shading" w:uiPriority="60"/>
-    <w:lsdException w:name="Light List" w:uiPriority="61"/>
-    <w:lsdException w:name="Light Grid" w:uiPriority="62"/>
-    <w:lsdException w:name="Medium Shading 1" w:uiPriority="63"/>
-    <w:lsdException w:name="Medium Shading 2" w:uiPriority="64"/>
-    <w:lsdException w:name="Medium List 1" w:uiPriority="65"/>
-    <w:lsdException w:name="Medium List 2" w:uiPriority="66"/>
-    <w:lsdException w:name="Medium Grid 1" w:uiPriority="67"/>
-    <w:lsdException w:name="Medium Grid 2" w:uiPriority="68"/>
-    <w:lsdException w:name="Medium Grid 3" w:uiPriority="69"/>
-    <w:lsdException w:name="Dark List" w:uiPriority="70"/>
-    <w:lsdException w:name="Colorful Shading" w:uiPriority="71"/>
-    <w:lsdException w:name="Colorful List" w:uiPriority="72"/>
-    <w:lsdException w:name="Colorful Grid" w:uiPriority="73"/>
-    <w:lsdException w:name="Light Shading Accent 1" w:uiPriority="60"/>
-    <w:lsdException w:name="Light List Accent 1" w:uiPriority="61"/>
-    <w:lsdException w:name="Light Grid Accent 1" w:uiPriority="62"/>
-    <w:lsdException w:name="Medium Shading 1 Accent 1" w:uiPriority="63"/>
-    <w:lsdException w:name="Medium Shading 2 Accent 1" w:uiPriority="64"/>
-    <w:lsdException w:name="Medium List 1 Accent 1" w:uiPriority="65"/>
-    <w:lsdException w:name="Revision" w:semiHidden="1"/>
-    <w:lsdException w:name="List Paragraph" w:uiPriority="34" w:qFormat="1"/>
-    <w:lsdException w:name="Quote" w:uiPriority="29" w:qFormat="1"/>
-    <w:lsdException w:name="Intense Quote" w:uiPriority="30" w:qFormat="1"/>
-    <w:lsdException w:name="Medium List 2 Accent 1" w:uiPriority="66"/>
-    <w:lsdException w:name="Medium Grid 1 Accent 1" w:uiPriority="67"/>
-    <w:lsdException w:name="Medium Grid 2 Accent 1" w:uiPriority="68"/>
-    <w:lsdException w:name="Medium Grid 3 Accent 1" w:uiPriority="69"/>
-    <w:lsdException w:name="Dark List Accent 1" w:uiPriority="70"/>
-    <w:lsdException w:name="Colorful Shading Accent 1" w:uiPriority="71"/>
-    <w:lsdException w:name="Colorful List Accent 1" w:uiPriority="72"/>
-    <w:lsdException w:name="Colorful Grid Accent 1" w:uiPriority="73"/>
-    <w:lsdException w:name="Light Shading Accent 2" w:uiPriority="60"/>
-    <w:lsdException w:name="Light List Accent 2" w:uiPriority="61"/>
-    <w:lsdException w:name="Light Grid Accent 2" w:uiPriority="62"/>
-    <w:lsdException w:name="Medium Shading 1 Accent 2" w:uiPriority="63"/>
-    <w:lsdException w:name="Medium Shading 2 Accent 2" w:uiPriority="64"/>
-    <w:lsdException w:name="Medium List 1 Accent 2" w:uiPriority="65"/>
-    <w:lsdException w:name="Medium List 2 Accent 2" w:uiPriority="66"/>
-    <w:lsdException w:name="Medium Grid 1 Accent 2" w:uiPriority="67"/>
-    <w:lsdException w:name="Medium Grid 2 Accent 2" w:uiPriority="68"/>
-    <w:lsdException w:name="Medium Grid 3 Accent 2" w:uiPriority="69"/>
-    <w:lsdException w:name="Dark List Accent 2" w:uiPriority="70"/>
-    <w:lsdException w:name="Colorful Shading Accent 2" w:uiPriority="71"/>
-    <w:lsdException w:name="Colorful List Accent 2" w:uiPriority="72"/>
-    <w:lsdException w:name="Colorful Grid Accent 2" w:uiPriority="73"/>
-    <w:lsdException w:name="Light Shading Accent 3" w:uiPriority="60"/>
-    <w:lsdException w:name="Light List Accent 3" w:uiPriority="61"/>
-    <w:lsdException w:name="Light Grid Accent 3" w:uiPriority="62"/>
-    <w:lsdException w:name="Medium Shading 1 Accent 3" w:uiPriority="63"/>
-    <w:lsdException w:name="Medium Shading 2 Accent 3" w:uiPriority="64"/>
-    <w:lsdException w:name="Medium List 1 Accent 3" w:uiPriority="65"/>
-    <w:lsdException w:name="Medium List 2 Accent 3" w:uiPriority="66"/>
-    <w:lsdException w:name="Medium Grid 1 Accent 3" w:uiPriority="67"/>
-    <w:lsdException w:name="Medium Grid 2 Accent 3" w:uiPriority="68"/>
-    <w:lsdException w:name="Medium Grid 3 Accent 3" w:uiPriority="69"/>
-    <w:lsdException w:name="Dark List Accent 3" w:uiPriority="70"/>
-    <w:lsdException w:name="Colorful Shading Accent 3" w:uiPriority="71"/>
-    <w:lsdException w:name="Colorful List Accent 3" w:uiPriority="72"/>
-    <w:lsdException w:name="Colorful Grid Accent 3" w:uiPriority="73"/>
-    <w:lsdException w:name="Light Shading Accent 4" w:uiPriority="60"/>
-    <w:lsdException w:name="Light List Accent 4" w:uiPriority="61"/>
-    <w:lsdException w:name="Light Grid Accent 4" w:uiPriority="62"/>
-    <w:lsdException w:name="Medium Shading 1 Accent 4" w:uiPriority="63"/>
-    <w:lsdException w:name="Medium Shading 2 Accent 4" w:uiPriority="64"/>
-    <w:lsdException w:name="Medium List 1 Accent 4" w:uiPriority="65"/>
-    <w:lsdException w:name="Medium List 2 Accent 4" w:uiPriority="66"/>
-    <w:lsdException w:name="Medium Grid 1 Accent 4" w:uiPriority="67"/>
-    <w:lsdException w:name="Medium Grid 2 Accent 4" w:uiPriority="68"/>
-    <w:lsdException w:name="Medium Grid 3 Accent 4" w:uiPriority="69"/>
-    <w:lsdException w:name="Dark List Accent 4" w:uiPriority="70"/>
-    <w:lsdException w:name="Colorful Shading Accent 4" w:uiPriority="71"/>
-    <w:lsdException w:name="Colorful List Accent 4" w:uiPriority="72"/>
-    <w:lsdException w:name="Colorful Grid Accent 4" w:uiPriority="73"/>
-    <w:lsdException w:name="Light Shading Accent 5" w:uiPriority="60"/>
-    <w:lsdException w:name="Light List Accent 5" w:uiPriority="61"/>
-    <w:lsdException w:name="Light Grid Accent 5" w:uiPriority="62"/>
-    <w:lsdException w:name="Medium Shading 1 Accent 5" w:uiPriority="63"/>
-    <w:lsdException w:name="Medium Shading 2 Accent 5" w:uiPriority="64"/>
-    <w:lsdException w:name="Medium List 1 Accent 5" w:uiPriority="65"/>
-    <w:lsdException w:name="Medium List 2 Accent 5" w:uiPriority="66"/>
-    <w:lsdException w:name="Medium Grid 1 Accent 5" w:uiPriority="67"/>
-    <w:lsdException w:name="Medium Grid 2 Accent 5" w:uiPriority="68"/>
-    <w:lsdException w:name="Medium Grid 3 Accent 5" w:uiPriority="69"/>
-    <w:lsdException w:name="Dark List Accent 5" w:uiPriority="70"/>
-    <w:lsdException w:name="Colorful Shading Accent 5" w:uiPriority="71"/>
-    <w:lsdException w:name="Colorful List Accent 5" w:uiPriority="72"/>
-    <w:lsdException w:name="Colorful Grid Accent 5" w:uiPriority="73"/>
-    <w:lsdException w:name="Light Shading Accent 6" w:uiPriority="60"/>
-    <w:lsdException w:name="Light List Accent 6" w:uiPriority="61"/>
-    <w:lsdException w:name="Light Grid Accent 6" w:uiPriority="62"/>
-    <w:lsdException w:name="Medium Shading 1 Accent 6" w:uiPriority="63"/>
-    <w:lsdException w:name="Medium Shading 2 Accent 6" w:uiPriority="64"/>
-    <w:lsdException w:name="Medium List 1 Accent 6" w:uiPriority="65"/>
-    <w:lsdException w:name="Medium List 2 Accent 6" w:uiPriority="66"/>
-    <w:lsdException w:name="Medium Grid 1 Accent 6" w:uiPriority="67"/>
-    <w:lsdException w:name="Medium Grid 2 Accent 6" w:uiPriority="68"/>
-    <w:lsdException w:name="Medium Grid 3 Accent 6" w:uiPriority="69"/>
-    <w:lsdException w:name="Dark List Accent 6" w:uiPriority="70"/>
-    <w:lsdException w:name="Colorful Shading Accent 6" w:uiPriority="71"/>
-    <w:lsdException w:name="Colorful List Accent 6" w:uiPriority="72"/>
-    <w:lsdException w:name="Colorful Grid Accent 6" w:uiPriority="73"/>
-    <w:lsdException w:name="Subtle Emphasis" w:uiPriority="19" w:qFormat="1"/>
-    <w:lsdException w:name="Intense Emphasis" w:uiPriority="21" w:qFormat="1"/>
-    <w:lsdException w:name="Subtle Reference" w:uiPriority="31" w:qFormat="1"/>
-    <w:lsdException w:name="Intense Reference" w:uiPriority="32" w:qFormat="1"/>
-    <w:lsdException w:name="Book Title" w:uiPriority="33" w:qFormat="1"/>
-    <w:lsdException w:name="Bibliography" w:semiHidden="1" w:uiPriority="37" w:unhideWhenUsed="1"/>
-    <w:lsdException w:name="TOC Heading" w:semiHidden="1" w:uiPriority="39" w:unhideWhenUsed="1" w:qFormat="1"/>
-    <w:lsdException w:name="Plain Table 1" w:uiPriority="41"/>
-    <w:lsdException w:name="Plain Table 2" w:uiPriority="42"/>
-    <w:lsdException w:name="Plain Table 3" w:uiPriority="43"/>
-    <w:lsdException w:name="Plain Table 4" w:uiPriority="44"/>
-    <w:lsdException w:name="Plain Table 5" w:uiPriority="45"/>
-    <w:lsdException w:name="Grid Table Light" w:uiPriority="40"/>
-    <w:lsdException w:name="Grid Table 1 Light" w:uiPriority="46"/>
-    <w:lsdException w:name="Grid Table 2" w:uiPriority="47"/>
-    <w:lsdException w:name="Grid Table 3" w:uiPriority="48"/>
-    <w:lsdException w:name="Grid Table 4" w:uiPriority="49"/>
-    <w:lsdException w:name="Grid Table 5 Dark" w:uiPriority="50"/>
-    <w:lsdException w:name="Grid Table 6 Colorful" w:uiPriority="51"/>
-    <w:lsdException w:name="Grid Table 7 Colorful" w:uiPriority="52"/>
-    <w:lsdException w:name="Grid Table 1 Light Accent 1" w:uiPriority="46"/>
-    <w:lsdException w:name="Grid Table 2 Accent 1" w:uiPriority="47"/>
-    <w:lsdException w:name="Grid Table 3 Accent 1" w:uiPriority="48"/>
-    <w:lsdException w:name="Grid Table 4 Accent 1" w:uiPriority="49"/>
-    <w:lsdException w:name="Grid Table 5 Dark Accent 1" w:uiPriority="50"/>
-    <w:lsdException w:name="Grid Table 6 Colorful Accent 1" w:uiPriority="51"/>
-    <w:lsdException w:name="Grid Table 7 Colorful Accent 1" w:uiPriority="52"/>
-    <w:lsdException w:name="Grid Table 1 Light Accent 2" w:uiPriority="46"/>
-    <w:lsdException w:name="Grid Table 2 Accent 2" w:uiPriority="47"/>
-    <w:lsdException w:name="Grid Table 3 Accent 2" w:uiPriority="48"/>
-    <w:lsdException w:name="Grid Table 4 Accent 2" w:uiPriority="49"/>
-    <w:lsdException w:name="Grid Table 5 Dark Accent 2" w:uiPriority="50"/>
-    <w:lsdException w:name="Grid Table 6 Colorful Accent 2" w:uiPriority="51"/>
-    <w:lsdException w:name="Grid Table 7 Colorful Accent 2" w:uiPriority="52"/>
-    <w:lsdException w:name="Grid Table 1 Light Accent 3" w:uiPriority="46"/>
-    <w:lsdException w:name="Grid Table 2 Accent 3" w:uiPriority="47"/>
-    <w:lsdException w:name="Grid Table 3 Accent 3" w:uiPriority="48"/>
-    <w:lsdException w:name="Grid Table 4 Accent 3" w:uiPriority="49"/>
-    <w:lsdException w:name="Grid Table 5 Dark Accent 3" w:uiPriority="50"/>
-    <w:lsdException w:name="Grid Table 6 Colorful Accent 3" w:uiPriority="51"/>
-    <w:lsdException w:name="Grid Table 7 Colorful Accent 3" w:uiPriority="52"/>
-    <w:lsdException w:name="Grid Table 1 Light Accent 4" w:uiPriority="46"/>
-    <w:lsdException w:name="Grid Table 2 Accent 4" w:uiPriority="47"/>
-    <w:lsdException w:name="Grid Table 3 Accent 4" w:uiPriority="48"/>
-    <w:lsdException w:name="Grid Table 4 Accent 4" w:uiPriority="49"/>
-    <w:lsdException w:name="Grid Table 5 Dark Accent 4" w:uiPriority="50"/>
-    <w:lsdException w:name="Grid Table 6 Colorful Accent 4" w:uiPriority="51"/>
-    <w:lsdException w:name="Grid Table 7 Colorful Accent 4" w:uiPriority="52"/>
-    <w:lsdException w:name="Grid Table 1 Light Accent 5" w:uiPriority="46"/>
-    <w:lsdException w:name="Grid Table 2 Accent 5" w:uiPriority="47"/>
-    <w:lsdException w:name="Grid Table 3 Accent 5" w:uiPriority="48"/>
-    <w:lsdException w:name="Grid Table 4 Accent 5" w:uiPriority="49"/>
-    <w:lsdException w:name="Grid Table 5 Dark Accent 5" w:uiPriority="50"/>
-    <w:lsdException w:name="Grid Table 6 Colorful Accent 5" w:uiPriority="51"/>
-    <w:lsdException w:name="Grid Table 7 Colorful Accent 5" w:uiPriority="52"/>
-    <w:lsdException w:name="Grid Table 1 Light Accent 6" w:uiPriority="46"/>
-    <w:lsdException w:name="Grid Table 2 Accent 6" w:uiPriority="47"/>
-    <w:lsdException w:name="Grid Table 3 Accent 6" w:uiPriority="48"/>
-    <w:lsdException w:name="Grid Table 4 Accent 6" w:uiPriority="49"/>
-    <w:lsdException w:name="Grid Table 5 Dark Accent 6" w:uiPriority="50"/>
-    <w:lsdException w:name="Grid Table 6 Colorful Accent 6" w:uiPriority="51"/>
-    <w:lsdException w:name="Grid Table 7 Colorful Accent 6" w:uiPriority="52"/>
-    <w:lsdException w:name="List Table 1 Light" w:uiPriority="46"/>
-    <w:lsdException w:name="List Table 2" w:uiPriority="47"/>
-    <w:lsdException w:name="List Table 3" w:uiPriority="48"/>
-    <w:lsdException w:name="List Table 4" w:uiPriority="49"/>
-    <w:lsdException w:name="List Table 5 Dark" w:uiPriority="50"/>
-    <w:lsdException w:name="List Table 6 Colorful" w:uiPriority="51"/>
-    <w:lsdException w:name="List Table 7 Colorful" w:uiPriority="52"/>
-    <w:lsdException w:name="List Table 1 Light Accent 1" w:uiPriority="46"/>
-    <w:lsdException w:name="List Table 2 Accent 1" w:uiPriority="47"/>
-    <w:lsdException w:name="List Table 3 Accent 1" w:uiPriority="48"/>
-    <w:lsdException w:name="List Table 4 Accent 1" w:uiPriority="49"/>
-    <w:lsdException w:name="List Table 5 Dark Accent 1" w:uiPriority="50"/>
-    <w:lsdException w:name="List Table 6 Colorful Accent 1" w:uiPriority="51"/>
-    <w:lsdException w:name="List Table 7 Colorful Accent 1" w:uiPriority="52"/>
-    <w:lsdException w:name="List Table 1 Light Accent 2" w:uiPriority="46"/>
-    <w:lsdException w:name="List Table 2 Accent 2" w:uiPriority="47"/>
-    <w:lsdException w:name="List Table 3 Accent 2" w:uiPriority="48"/>
-    <w:lsdException w:name="List Table 4 Accent 2" w:uiPriority="49"/>
-    <w:lsdException w:name="List Table 5 Dark Accent 2" w:uiPriority="50"/>
-    <w:lsdException w:name="List Table 6 Colorful Accent 2" w:uiPriority="51"/>
-    <w:lsdException w:name="List Table 7 Colorful Accent 2" w:uiPriority="52"/>
-    <w:lsdException w:name="List Table 1 Light Accent 3" w:uiPriority="46"/>
-    <w:lsdException w:name="List Table 2 Accent 3" w:uiPriority="47"/>
-    <w:lsdException w:name="List Table 3 Accent 3" w:uiPriority="48"/>
-    <w:lsdException w:name="List Table 4 Accent 3" w:uiPriority="49"/>
-    <w:lsdException w:name="List Table 5 Dark Accent 3" w:uiPriority="50"/>
-    <w:lsdException w:name="List Table 6 Colorful Accent 3" w:uiPriority="51"/>
-    <w:lsdException w:name="List Table 7 Colorful Accent 3" w:uiPriority="52"/>
-    <w:lsdException w:name="List Table 1 Light Accent 4" w:uiPriority="46"/>
-    <w:lsdException w:name="List Table 2 Accent 4" w:uiPriority="47"/>
-    <w:lsdException w:name="List Table 3 Accent 4" w:uiPriority="48"/>
-    <w:lsdException w:name="List Table 4 Accent 4" w:uiPriority="49"/>
-    <w:lsdException w:name="List Table 5 Dark Accent 4" w:uiPriority="50"/>
-    <w:lsdException w:name="List Table 6 Colorful Accent 4" w:uiPriority="51"/>
-    <w:lsdException w:name="List Table 7 Colorful Accent 4" w:uiPriority="52"/>
-    <w:lsdException w:name="List Table 1 Light Accent 5" w:uiPriority="46"/>
-    <w:lsdException w:name="List Table 2 Accent 5" w:uiPriority="47"/>
-    <w:lsdException w:name="List Table 3 Accent 5" w:uiPriority="48"/>
-    <w:lsdException w:name="List Table 4 Accent 5" w:uiPriority="49"/>
-    <w:lsdException w:name="List Table 5 Dark Accent 5" w:uiPriority="50"/>
-    <w:lsdException w:name="List Table 6 Colorful Accent 5" w:uiPriority="51"/>
-    <w:lsdException w:name="List Table 7 Colorful Accent 5" w:uiPriority="52"/>
-    <w:lsdException w:name="List Table 1 Light Accent 6" w:uiPriority="46"/>
-    <w:lsdException w:name="List Table 2 Accent 6" w:uiPriority="47"/>
-    <w:lsdException w:name="List Table 3 Accent 6" w:uiPriority="48"/>
-    <w:lsdException w:name="List Table 4 Accent 6" w:uiPriority="49"/>
-    <w:lsdException w:name="List Table 5 Dark Accent 6" w:uiPriority="50"/>
-    <w:lsdException w:name="List Table 6 Colorful Accent 6" w:uiPriority="51"/>
-    <w:lsdException w:name="List Table 7 Colorful Accent 6" w:uiPriority="52"/>
-    <w:lsdException w:name="Mention" w:semiHidden="1" w:unhideWhenUsed="1"/>
-    <w:lsdException w:name="Smart Hyperlink" w:semiHidden="1" w:unhideWhenUsed="1"/>
-    <w:lsdException w:name="Hashtag" w:semiHidden="1" w:unhideWhenUsed="1"/>
-    <w:lsdException w:name="Unresolved Mention" w:semiHidden="1" w:unhideWhenUsed="1"/>
-    <w:lsdException w:name="Smart Link" w:semiHidden="1" w:unhideWhenUsed="1"/>
-  </w:latentStyles>
-  <w:style w:type="paragraph" w:default="1" w:styleId="Normal">
-    <w:name w:val="Normal"/>
-    <w:qFormat/>
-  </w:style>
-  <w:style w:type="character" w:default="1" w:styleId="DefaultParagraphFont">
-    <w:name w:val="Default Paragraph Font"/>
-    <w:uiPriority w:val="1"/>
-    <w:semiHidden/>
-    <w:unhideWhenUsed/>
-  </w:style>
-  <w:style w:type="table" w:default="1" w:styleId="TableNormal">
-    <w:name w:val="Normal Table"/>
-    <w:uiPriority w:val="99"/>
-    <w:semiHidden/>
-    <w:unhideWhenUsed/>
-    <w:tblPr>
-      <w:tblInd w:w="0" w:type="dxa"/>
-      <w:tblCellMar>
-        <w:top w:w="0" w:type="dxa"/>
-        <w:left w:w="108" w:type="dxa"/>
-        <w:bottom w:w="0" w:type="dxa"/>
-        <w:right w:w="108" w:type="dxa"/>
-      </w:tblCellMar>
-    </w:tblPr>
-  </w:style>
-  <w:style w:type="numbering" w:default="1" w:styleId="NoList">
-    <w:name w:val="No List"/>
-    <w:uiPriority w:val="99"/>
-    <w:semiHidden/>
-    <w:unhideWhenUsed/>
-  </w:style>
-  <w:style w:type="paragraph" w:customStyle="1" w:styleId="ACA474F46ABD4E09A9DCC14198EB8217">
-    <w:name w:val="ACA474F46ABD4E09A9DCC14198EB8217"/>
-  </w:style>
-  <w:style w:type="paragraph" w:customStyle="1" w:styleId="4D0FA74E25BC41DBA1DF69CE0C68F5B8">
-    <w:name w:val="4D0FA74E25BC41DBA1DF69CE0C68F5B8"/>
-  </w:style>
-  <w:style w:type="paragraph" w:styleId="ListBullet">
-    <w:name w:val="List Bullet"/>
-    <w:basedOn w:val="Normal"/>
-    <w:uiPriority w:val="5"/>
-    <w:rsid w:val="00764358"/>
-    <w:pPr>
-      <w:numPr>
-        <w:numId w:val="1"/>
-      </w:numPr>
-      <w:spacing w:after="120" w:line="240" w:lineRule="auto"/>
-      <w:ind w:left="720"/>
-    </w:pPr>
-    <w:rPr>
-      <w:rFonts w:eastAsia="Times New Roman" w:cs="Times New Roman"/>
-      <w:lang w:val="en-GB" w:eastAsia="en-US"/>
-    </w:rPr>
-  </w:style>
-  <w:style w:type="character" w:customStyle="1" w:styleId="Greytext">
-    <w:name w:val="Grey text"/>
-    <w:basedOn w:val="DefaultParagraphFont"/>
-    <w:uiPriority w:val="4"/>
-    <w:qFormat/>
-    <w:rsid w:val="00764358"/>
-    <w:rPr>
-      <w:color w:val="808080" w:themeColor="background1" w:themeShade="80"/>
-    </w:rPr>
-  </w:style>
-  <w:style w:type="numbering" w:customStyle="1" w:styleId="BullettedList">
-    <w:name w:val="Bulletted List"/>
-    <w:uiPriority w:val="99"/>
-    <w:rsid w:val="00764358"/>
-    <w:pPr>
-      <w:numPr>
-        <w:numId w:val="1"/>
-      </w:numPr>
-    </w:pPr>
-  </w:style>
-  <w:style w:type="paragraph" w:styleId="ListBullet2">
-    <w:name w:val="List Bullet 2"/>
-    <w:basedOn w:val="Normal"/>
-    <w:uiPriority w:val="99"/>
-    <w:semiHidden/>
-    <w:unhideWhenUsed/>
-    <w:rsid w:val="00764358"/>
-    <w:pPr>
-      <w:numPr>
-        <w:ilvl w:val="1"/>
-        <w:numId w:val="1"/>
-      </w:numPr>
-      <w:spacing w:after="220" w:line="240" w:lineRule="auto"/>
-      <w:contextualSpacing/>
-    </w:pPr>
-    <w:rPr>
-      <w:rFonts w:eastAsia="Times New Roman" w:cs="Times New Roman"/>
-      <w:lang w:val="en-GB" w:eastAsia="en-US"/>
-    </w:rPr>
-  </w:style>
-  <w:style w:type="paragraph" w:styleId="ListBullet3">
-    <w:name w:val="List Bullet 3"/>
-    <w:basedOn w:val="Normal"/>
-    <w:uiPriority w:val="99"/>
-    <w:semiHidden/>
-    <w:unhideWhenUsed/>
-    <w:rsid w:val="00764358"/>
-    <w:pPr>
-      <w:numPr>
-        <w:ilvl w:val="2"/>
-        <w:numId w:val="1"/>
-      </w:numPr>
-      <w:spacing w:after="220" w:line="240" w:lineRule="auto"/>
-      <w:contextualSpacing/>
-    </w:pPr>
-    <w:rPr>
-      <w:rFonts w:eastAsia="Times New Roman" w:cs="Times New Roman"/>
-      <w:lang w:val="en-GB" w:eastAsia="en-US"/>
-    </w:rPr>
-  </w:style>
-  <w:style w:type="paragraph" w:styleId="ListBullet4">
-    <w:name w:val="List Bullet 4"/>
-    <w:basedOn w:val="Normal"/>
-    <w:uiPriority w:val="99"/>
-    <w:semiHidden/>
-    <w:unhideWhenUsed/>
-    <w:rsid w:val="00764358"/>
-    <w:pPr>
-      <w:numPr>
-        <w:ilvl w:val="3"/>
-        <w:numId w:val="1"/>
-      </w:numPr>
-      <w:spacing w:after="220" w:line="240" w:lineRule="auto"/>
-      <w:contextualSpacing/>
-    </w:pPr>
-    <w:rPr>
-      <w:rFonts w:eastAsia="Times New Roman" w:cs="Times New Roman"/>
-      <w:lang w:val="en-GB" w:eastAsia="en-US"/>
-    </w:rPr>
-  </w:style>
-  <w:style w:type="paragraph" w:styleId="ListBullet5">
-    <w:name w:val="List Bullet 5"/>
-    <w:basedOn w:val="Normal"/>
-    <w:uiPriority w:val="99"/>
-    <w:semiHidden/>
-    <w:unhideWhenUsed/>
-    <w:rsid w:val="00764358"/>
-    <w:pPr>
-      <w:numPr>
-        <w:ilvl w:val="4"/>
-        <w:numId w:val="1"/>
-      </w:numPr>
-      <w:spacing w:after="220" w:line="240" w:lineRule="auto"/>
-      <w:contextualSpacing/>
-    </w:pPr>
-    <w:rPr>
-      <w:rFonts w:eastAsia="Times New Roman" w:cs="Times New Roman"/>
-      <w:lang w:val="en-GB" w:eastAsia="en-US"/>
-    </w:rPr>
-  </w:style>
-  <w:style w:type="paragraph" w:customStyle="1" w:styleId="1A25FC07BBB842A597B155F519ECAAE9">
-    <w:name w:val="1A25FC07BBB842A597B155F519ECAAE9"/>
-  </w:style>
-  <w:style w:type="paragraph" w:customStyle="1" w:styleId="B1FCC47591724712866530134E901E06">
-    <w:name w:val="B1FCC47591724712866530134E901E06"/>
-  </w:style>
-  <w:style w:type="paragraph" w:customStyle="1" w:styleId="F2BA87BD812842BAB4B0D3A9D82DF5A9">
-    <w:name w:val="F2BA87BD812842BAB4B0D3A9D82DF5A9"/>
-  </w:style>
-  <w:style w:type="character" w:styleId="PlaceholderText">
-    <w:name w:val="Placeholder Text"/>
-    <w:basedOn w:val="DefaultParagraphFont"/>
-    <w:uiPriority w:val="99"/>
-    <w:semiHidden/>
-    <w:rsid w:val="00764358"/>
-    <w:rPr>
-      <w:color w:val="808080"/>
-    </w:rPr>
-  </w:style>
-  <w:style w:type="paragraph" w:styleId="BodyText">
-    <w:name w:val="Body Text"/>
-    <w:basedOn w:val="Normal"/>
-    <w:link w:val="BodyTextChar"/>
-    <w:uiPriority w:val="1"/>
-    <w:semiHidden/>
-    <w:qFormat/>
-    <w:rsid w:val="00764358"/>
-    <w:pPr>
-      <w:spacing w:after="220" w:line="240" w:lineRule="auto"/>
-    </w:pPr>
-    <w:rPr>
-      <w:rFonts w:eastAsia="Times New Roman" w:cs="Times New Roman"/>
-      <w:sz w:val="20"/>
-      <w:szCs w:val="20"/>
-      <w:lang w:val="en-GB" w:eastAsia="en-US"/>
-    </w:rPr>
-  </w:style>
-  <w:style w:type="character" w:customStyle="1" w:styleId="BodyTextChar">
-    <w:name w:val="Body Text Char"/>
-    <w:basedOn w:val="DefaultParagraphFont"/>
-    <w:link w:val="BodyText"/>
-    <w:uiPriority w:val="1"/>
-    <w:semiHidden/>
-    <w:rsid w:val="00764358"/>
-    <w:rPr>
-      <w:rFonts w:eastAsia="Times New Roman" w:cs="Times New Roman"/>
-      <w:sz w:val="20"/>
-      <w:szCs w:val="20"/>
-      <w:lang w:val="en-GB" w:eastAsia="en-US"/>
-    </w:rPr>
-  </w:style>
-  <w:style w:type="paragraph" w:customStyle="1" w:styleId="ACA474F46ABD4E09A9DCC14198EB82171">
-    <w:name w:val="ACA474F46ABD4E09A9DCC14198EB82171"/>
-    <w:rsid w:val="00764358"/>
-    <w:pPr>
-      <w:spacing w:after="220" w:line="240" w:lineRule="auto"/>
-    </w:pPr>
-    <w:rPr>
-      <w:rFonts w:eastAsia="Times New Roman" w:cs="Times New Roman"/>
-      <w:lang w:val="en-GB" w:eastAsia="en-US"/>
-    </w:rPr>
-  </w:style>
-  <w:style w:type="paragraph" w:customStyle="1" w:styleId="4D0FA74E25BC41DBA1DF69CE0C68F5B81">
-    <w:name w:val="4D0FA74E25BC41DBA1DF69CE0C68F5B81"/>
-    <w:rsid w:val="00764358"/>
-    <w:pPr>
-      <w:spacing w:after="220" w:line="240" w:lineRule="auto"/>
-    </w:pPr>
-    <w:rPr>
-      <w:rFonts w:eastAsia="Times New Roman" w:cs="Times New Roman"/>
-      <w:lang w:val="en-GB" w:eastAsia="en-US"/>
-    </w:rPr>
-  </w:style>
-  <w:style w:type="paragraph" w:styleId="Title">
-    <w:name w:val="Title"/>
-    <w:basedOn w:val="Normal"/>
-    <w:next w:val="Normal"/>
-    <w:link w:val="TitleChar"/>
-    <w:uiPriority w:val="10"/>
-    <w:qFormat/>
-    <w:rsid w:val="00764358"/>
-    <w:pPr>
-      <w:kinsoku w:val="0"/>
-      <w:overflowPunct w:val="0"/>
-      <w:spacing w:before="240" w:after="480" w:line="240" w:lineRule="auto"/>
-    </w:pPr>
-    <w:rPr>
-      <w:rFonts w:asciiTheme="majorHAnsi" w:eastAsia="Times New Roman" w:hAnsiTheme="majorHAnsi" w:cs="Times New Roman"/>
-      <w:b/>
-      <w:bCs/>
-      <w:caps/>
-      <w:color w:val="FFFFFF" w:themeColor="background1"/>
-      <w:sz w:val="52"/>
-      <w:szCs w:val="42"/>
-      <w:lang w:val="en-GB" w:eastAsia="en-US"/>
-    </w:rPr>
-  </w:style>
-  <w:style w:type="character" w:customStyle="1" w:styleId="TitleChar">
-    <w:name w:val="Title Char"/>
-    <w:basedOn w:val="DefaultParagraphFont"/>
-    <w:link w:val="Title"/>
-    <w:uiPriority w:val="10"/>
-    <w:rsid w:val="00764358"/>
-    <w:rPr>
-      <w:rFonts w:asciiTheme="majorHAnsi" w:eastAsia="Times New Roman" w:hAnsiTheme="majorHAnsi" w:cs="Times New Roman"/>
-      <w:b/>
-      <w:bCs/>
-      <w:caps/>
-      <w:color w:val="FFFFFF" w:themeColor="background1"/>
-      <w:sz w:val="52"/>
-      <w:szCs w:val="42"/>
-      <w:lang w:val="en-GB" w:eastAsia="en-US"/>
-    </w:rPr>
-  </w:style>
-  <w:style w:type="paragraph" w:customStyle="1" w:styleId="1A25FC07BBB842A597B155F519ECAAE91">
-    <w:name w:val="1A25FC07BBB842A597B155F519ECAAE91"/>
-    <w:rsid w:val="00764358"/>
-    <w:pPr>
-      <w:numPr>
-        <w:numId w:val="2"/>
-      </w:numPr>
-      <w:spacing w:after="120" w:line="240" w:lineRule="auto"/>
-      <w:ind w:hanging="360"/>
-    </w:pPr>
-    <w:rPr>
-      <w:rFonts w:eastAsia="Times New Roman" w:cs="Times New Roman"/>
-      <w:lang w:val="en-GB" w:eastAsia="en-US"/>
-    </w:rPr>
-  </w:style>
-  <w:style w:type="paragraph" w:customStyle="1" w:styleId="B1FCC47591724712866530134E901E061">
-    <w:name w:val="B1FCC47591724712866530134E901E061"/>
-    <w:rsid w:val="00764358"/>
-    <w:pPr>
-      <w:spacing w:after="220" w:line="240" w:lineRule="auto"/>
-    </w:pPr>
-    <w:rPr>
-      <w:rFonts w:eastAsia="Times New Roman" w:cs="Times New Roman"/>
-      <w:lang w:val="en-GB" w:eastAsia="en-US"/>
-    </w:rPr>
-  </w:style>
-  <w:style w:type="paragraph" w:customStyle="1" w:styleId="F2BA87BD812842BAB4B0D3A9D82DF5A91">
-    <w:name w:val="F2BA87BD812842BAB4B0D3A9D82DF5A91"/>
-    <w:rsid w:val="00764358"/>
-    <w:pPr>
-      <w:spacing w:after="220" w:line="240" w:lineRule="auto"/>
-    </w:pPr>
-    <w:rPr>
-      <w:rFonts w:eastAsia="Times New Roman" w:cs="Times New Roman"/>
-      <w:lang w:val="en-GB" w:eastAsia="en-US"/>
-    </w:rPr>
-  </w:style>
-</w:styles>
-</file>
-
-<file path=word/glossary/webSettings.xml><?xml version="1.0" encoding="utf-8"?>
-<w:webSettings xmlns:mc="http://schemas.openxmlformats.org/markup-compatibility/2006" xmlns:r="http://schemas.openxmlformats.org/officeDocument/2006/relationships" xmlns:w="http://schemas.openxmlformats.org/wordprocessingml/2006/main" xmlns:w14="http://schemas.microsoft.com/office/word/2010/wordml" xmlns:w15="http://schemas.microsoft.com/office/word/2012/wordml" xmlns:w16cex="http://schemas.microsoft.com/office/word/2018/wordml/cex" xmlns:w16cid="http://schemas.microsoft.com/office/word/2016/wordml/cid" xmlns:w16="http://schemas.microsoft.com/office/word/2018/wordml" xmlns:w16sdtdh="http://schemas.microsoft.com/office/word/2020/wordml/sdtdatahash" xmlns:w16se="http://schemas.microsoft.com/office/word/2015/wordml/symex" mc:Ignorable="w14 w15 w16se w16cid w16 w16cex w16sdtdh">
-  <w:optimizeForBrowser/>
-  <w:allowPNG/>
-</w:webSettings>
-</file>
-
 <file path=word/theme/theme11.xml><?xml version="1.0" encoding="utf-8"?>
 <a:theme xmlns:a="http://schemas.openxmlformats.org/drawingml/2006/main" name="StoneSet">
   <a:themeElements>
@@ -5627,359 +4219,6 @@
 </a:theme>
 </file>
 
-<file path=customXml/item12.xml><?xml version="1.0" encoding="utf-8"?>
-<b:Sources xmlns:b="http://schemas.openxmlformats.org/officeDocument/2006/bibliography" xmlns="http://schemas.openxmlformats.org/officeDocument/2006/bibliography" SelectedStyle="\APASixthEditionOfficeOnline.xsl" StyleName="APA" Version="6"/>
-</file>
-
-<file path=customXml/item24.xml><?xml version="1.0" encoding="utf-8"?>
-<ct:contentTypeSchema xmlns:ct="http://schemas.microsoft.com/office/2006/metadata/contentType" xmlns:ma="http://schemas.microsoft.com/office/2006/metadata/properties/metaAttributes" ct:_="" ma:_="" ma:contentTypeName="Document" ma:contentTypeID="0x01010079F111ED35F8CC479449609E8A0923A6" ma:contentTypeVersion="26" ma:contentTypeDescription="Create a new document." ma:contentTypeScope="" ma:versionID="ac37c1753acd5e330d2062ccec26ea66">
-  <xsd:schema xmlns:xsd="http://www.w3.org/2001/XMLSchema" xmlns:xs="http://www.w3.org/2001/XMLSchema" xmlns:p="http://schemas.microsoft.com/office/2006/metadata/properties" xmlns:ns1="http://schemas.microsoft.com/sharepoint/v3" xmlns:ns2="71af3243-3dd4-4a8d-8c0d-dd76da1f02a5" xmlns:ns3="16c05727-aa75-4e4a-9b5f-8a80a1165891" xmlns:ns4="230e9df3-be65-4c73-a93b-d1236ebd677e" targetNamespace="http://schemas.microsoft.com/office/2006/metadata/properties" ma:root="true" ma:fieldsID="3b340c7101c92c5120abd06486f94548" ns1:_="" ns2:_="" ns3:_="" ns4:_="">
-    <xsd:import namespace="http://schemas.microsoft.com/sharepoint/v3"/>
-    <xsd:import namespace="71af3243-3dd4-4a8d-8c0d-dd76da1f02a5"/>
-    <xsd:import namespace="16c05727-aa75-4e4a-9b5f-8a80a1165891"/>
-    <xsd:import namespace="230e9df3-be65-4c73-a93b-d1236ebd677e"/>
-    <xsd:element name="properties">
-      <xsd:complexType>
-        <xsd:sequence>
-          <xsd:element name="documentManagement">
-            <xsd:complexType>
-              <xsd:all>
-                <xsd:element ref="ns2:Status" minOccurs="0"/>
-                <xsd:element ref="ns2:Image" minOccurs="0"/>
-                <xsd:element ref="ns2:MediaServiceMetadata" minOccurs="0"/>
-                <xsd:element ref="ns2:MediaServiceFastMetadata" minOccurs="0"/>
-                <xsd:element ref="ns2:MediaServiceOCR" minOccurs="0"/>
-                <xsd:element ref="ns2:MediaServiceAutoTags" minOccurs="0"/>
-                <xsd:element ref="ns2:MediaServiceEventHashCode" minOccurs="0"/>
-                <xsd:element ref="ns2:MediaServiceGenerationTime" minOccurs="0"/>
-                <xsd:element ref="ns3:SharedWithUsers" minOccurs="0"/>
-                <xsd:element ref="ns3:SharedWithDetails" minOccurs="0"/>
-                <xsd:element ref="ns2:MediaServiceAutoKeyPoints" minOccurs="0"/>
-                <xsd:element ref="ns2:MediaServiceKeyPoints" minOccurs="0"/>
-                <xsd:element ref="ns2:MediaServiceDateTaken" minOccurs="0"/>
-                <xsd:element ref="ns1:_ip_UnifiedCompliancePolicyProperties" minOccurs="0"/>
-                <xsd:element ref="ns1:_ip_UnifiedCompliancePolicyUIAction" minOccurs="0"/>
-                <xsd:element ref="ns4:TaxCatchAll" minOccurs="0"/>
-                <xsd:element ref="ns2:ImageTagsTaxHTField" minOccurs="0"/>
-                <xsd:element ref="ns2:MediaServiceLocation" minOccurs="0"/>
-                <xsd:element ref="ns2:MediaLengthInSeconds" minOccurs="0"/>
-                <xsd:element ref="ns2:Background" minOccurs="0"/>
-                <xsd:element ref="ns2:MediaServiceSearchProperties" minOccurs="0"/>
-                <xsd:element ref="ns2:MediaServiceDocTags" minOccurs="0"/>
-              </xsd:all>
-            </xsd:complexType>
-          </xsd:element>
-        </xsd:sequence>
-      </xsd:complexType>
-    </xsd:element>
-  </xsd:schema>
-  <xsd:schema xmlns:xsd="http://www.w3.org/2001/XMLSchema" xmlns:xs="http://www.w3.org/2001/XMLSchema" xmlns:dms="http://schemas.microsoft.com/office/2006/documentManagement/types" xmlns:pc="http://schemas.microsoft.com/office/infopath/2007/PartnerControls" targetNamespace="http://schemas.microsoft.com/sharepoint/v3" elementFormDefault="qualified">
-    <xsd:import namespace="http://schemas.microsoft.com/office/2006/documentManagement/types"/>
-    <xsd:import namespace="http://schemas.microsoft.com/office/infopath/2007/PartnerControls"/>
-    <xsd:element name="_ip_UnifiedCompliancePolicyProperties" ma:index="20" nillable="true" ma:displayName="Unified Compliance Policy Properties" ma:hidden="true" ma:internalName="_ip_UnifiedCompliancePolicyProperties" ma:readOnly="false">
-      <xsd:simpleType>
-        <xsd:restriction base="dms:Note"/>
-      </xsd:simpleType>
-    </xsd:element>
-    <xsd:element name="_ip_UnifiedCompliancePolicyUIAction" ma:index="21" nillable="true" ma:displayName="Unified Compliance Policy UI Action" ma:hidden="true" ma:internalName="_ip_UnifiedCompliancePolicyUIAction" ma:readOnly="false">
-      <xsd:simpleType>
-        <xsd:restriction base="dms:Text"/>
-      </xsd:simpleType>
-    </xsd:element>
-  </xsd:schema>
-  <xsd:schema xmlns:xsd="http://www.w3.org/2001/XMLSchema" xmlns:xs="http://www.w3.org/2001/XMLSchema" xmlns:dms="http://schemas.microsoft.com/office/2006/documentManagement/types" xmlns:pc="http://schemas.microsoft.com/office/infopath/2007/PartnerControls" targetNamespace="71af3243-3dd4-4a8d-8c0d-dd76da1f02a5" elementFormDefault="qualified">
-    <xsd:import namespace="http://schemas.microsoft.com/office/2006/documentManagement/types"/>
-    <xsd:import namespace="http://schemas.microsoft.com/office/infopath/2007/PartnerControls"/>
-    <xsd:element name="Status" ma:index="2" nillable="true" ma:displayName="Status" ma:default="Not started" ma:format="Dropdown" ma:internalName="Status" ma:readOnly="false">
-      <xsd:simpleType>
-        <xsd:restriction base="dms:Choice">
-          <xsd:enumeration value="Not started"/>
-          <xsd:enumeration value="In Progress"/>
-          <xsd:enumeration value="Completed"/>
-        </xsd:restriction>
-      </xsd:simpleType>
-    </xsd:element>
-    <xsd:element name="Image" ma:index="3" nillable="true" ma:displayName="Image" ma:format="Image" ma:internalName="Image" ma:readOnly="false">
-      <xsd:complexType>
-        <xsd:complexContent>
-          <xsd:extension base="dms:URL">
-            <xsd:sequence>
-              <xsd:element name="Url" type="dms:ValidUrl" minOccurs="0" nillable="true"/>
-              <xsd:element name="Description" type="xsd:string" nillable="true"/>
-            </xsd:sequence>
-          </xsd:extension>
-        </xsd:complexContent>
-      </xsd:complexType>
-    </xsd:element>
-    <xsd:element name="MediaServiceMetadata" ma:index="8" nillable="true" ma:displayName="MediaServiceMetadata" ma:hidden="true" ma:internalName="MediaServiceMetadata" ma:readOnly="true">
-      <xsd:simpleType>
-        <xsd:restriction base="dms:Note"/>
-      </xsd:simpleType>
-    </xsd:element>
-    <xsd:element name="MediaServiceFastMetadata" ma:index="9" nillable="true" ma:displayName="MediaServiceFastMetadata" ma:hidden="true" ma:internalName="MediaServiceFastMetadata" ma:readOnly="true">
-      <xsd:simpleType>
-        <xsd:restriction base="dms:Note"/>
-      </xsd:simpleType>
-    </xsd:element>
-    <xsd:element name="MediaServiceOCR" ma:index="10" nillable="true" ma:displayName="MediaServiceOCR" ma:hidden="true" ma:internalName="MediaServiceOCR" ma:readOnly="true">
-      <xsd:simpleType>
-        <xsd:restriction base="dms:Note"/>
-      </xsd:simpleType>
-    </xsd:element>
-    <xsd:element name="MediaServiceAutoTags" ma:index="11" nillable="true" ma:displayName="MediaServiceAutoTags" ma:hidden="true" ma:internalName="MediaServiceAutoTags" ma:readOnly="true">
-      <xsd:simpleType>
-        <xsd:restriction base="dms:Text"/>
-      </xsd:simpleType>
-    </xsd:element>
-    <xsd:element name="MediaServiceEventHashCode" ma:index="12" nillable="true" ma:displayName="MediaServiceEventHashCode" ma:hidden="true" ma:internalName="MediaServiceEventHashCode" ma:readOnly="true">
-      <xsd:simpleType>
-        <xsd:restriction base="dms:Text"/>
-      </xsd:simpleType>
-    </xsd:element>
-    <xsd:element name="MediaServiceGenerationTime" ma:index="13" nillable="true" ma:displayName="MediaServiceGenerationTime" ma:hidden="true" ma:internalName="MediaServiceGenerationTime" ma:readOnly="true">
-      <xsd:simpleType>
-        <xsd:restriction base="dms:Text"/>
-      </xsd:simpleType>
-    </xsd:element>
-    <xsd:element name="MediaServiceAutoKeyPoints" ma:index="16" nillable="true" ma:displayName="MediaServiceAutoKeyPoints" ma:hidden="true" ma:internalName="MediaServiceAutoKeyPoints" ma:readOnly="true">
-      <xsd:simpleType>
-        <xsd:restriction base="dms:Note"/>
-      </xsd:simpleType>
-    </xsd:element>
-    <xsd:element name="MediaServiceKeyPoints" ma:index="17" nillable="true" ma:displayName="KeyPoints" ma:hidden="true" ma:internalName="MediaServiceKeyPoints" ma:readOnly="false">
-      <xsd:simpleType>
-        <xsd:restriction base="dms:Note"/>
-      </xsd:simpleType>
-    </xsd:element>
-    <xsd:element name="MediaServiceDateTaken" ma:index="18" nillable="true" ma:displayName="MediaServiceDateTaken" ma:hidden="true" ma:internalName="MediaServiceDateTaken" ma:readOnly="true">
-      <xsd:simpleType>
-        <xsd:restriction base="dms:Text"/>
-      </xsd:simpleType>
-    </xsd:element>
-    <xsd:element name="ImageTagsTaxHTField" ma:index="25" nillable="true" ma:taxonomy="true" ma:internalName="ImageTagsTaxHTField" ma:taxonomyFieldName="MediaServiceImageTags" ma:displayName="Image Tags" ma:readOnly="false" ma:fieldId="{5cf76f15-5ced-4ddc-b409-7134ff3c332f}" ma:taxonomyMulti="true" ma:sspId="e385fb40-52d4-4fae-9c5b-3e8ff8a5878e" ma:termSetId="09814cd3-568e-fe90-9814-8d621ff8fb84" ma:anchorId="fba54fb3-c3e1-fe81-a776-ca4b69148c4d" ma:open="true" ma:isKeyword="false">
-      <xsd:complexType>
-        <xsd:sequence>
-          <xsd:element ref="pc:Terms" minOccurs="0" maxOccurs="1"/>
-        </xsd:sequence>
-      </xsd:complexType>
-    </xsd:element>
-    <xsd:element name="MediaServiceLocation" ma:index="26" nillable="true" ma:displayName="Location" ma:hidden="true" ma:internalName="MediaServiceLocation" ma:readOnly="true">
-      <xsd:simpleType>
-        <xsd:restriction base="dms:Text"/>
-      </xsd:simpleType>
-    </xsd:element>
-    <xsd:element name="MediaLengthInSeconds" ma:index="27" nillable="true" ma:displayName="MediaLengthInSeconds" ma:hidden="true" ma:internalName="MediaLengthInSeconds" ma:readOnly="true">
-      <xsd:simpleType>
-        <xsd:restriction base="dms:Unknown"/>
-      </xsd:simpleType>
-    </xsd:element>
-    <xsd:element name="Background" ma:index="28" nillable="true" ma:displayName="Background" ma:default="0" ma:format="Dropdown" ma:internalName="Background">
-      <xsd:simpleType>
-        <xsd:restriction base="dms:Boolean"/>
-      </xsd:simpleType>
-    </xsd:element>
-    <xsd:element name="MediaServiceSearchProperties" ma:index="29" nillable="true" ma:displayName="MediaServiceSearchProperties" ma:hidden="true" ma:internalName="MediaServiceSearchProperties" ma:readOnly="true">
-      <xsd:simpleType>
-        <xsd:restriction base="dms:Note"/>
-      </xsd:simpleType>
-    </xsd:element>
-    <xsd:element name="MediaServiceDocTags" ma:index="30" nillable="true" ma:displayName="MediaServiceDocTags" ma:hidden="true" ma:internalName="MediaServiceDocTags" ma:readOnly="true">
-      <xsd:simpleType>
-        <xsd:restriction base="dms:Note"/>
-      </xsd:simpleType>
-    </xsd:element>
-  </xsd:schema>
-  <xsd:schema xmlns:xsd="http://www.w3.org/2001/XMLSchema" xmlns:xs="http://www.w3.org/2001/XMLSchema" xmlns:dms="http://schemas.microsoft.com/office/2006/documentManagement/types" xmlns:pc="http://schemas.microsoft.com/office/infopath/2007/PartnerControls" targetNamespace="16c05727-aa75-4e4a-9b5f-8a80a1165891" elementFormDefault="qualified">
-    <xsd:import namespace="http://schemas.microsoft.com/office/2006/documentManagement/types"/>
-    <xsd:import namespace="http://schemas.microsoft.com/office/infopath/2007/PartnerControls"/>
-    <xsd:element name="SharedWithUsers" ma:index="14" nillable="true" ma:displayName="Shared With" ma:hidden="true" ma:internalName="SharedWithUsers" ma:readOnly="true">
-      <xsd:complexType>
-        <xsd:complexContent>
-          <xsd:extension base="dms:UserMulti">
-            <xsd:sequence>
-              <xsd:element name="UserInfo" minOccurs="0" maxOccurs="unbounded">
-                <xsd:complexType>
-                  <xsd:sequence>
-                    <xsd:element name="DisplayName" type="xsd:string" minOccurs="0"/>
-                    <xsd:element name="AccountId" type="dms:UserId" minOccurs="0" nillable="true"/>
-                    <xsd:element name="AccountType" type="xsd:string" minOccurs="0"/>
-                  </xsd:sequence>
-                </xsd:complexType>
-              </xsd:element>
-            </xsd:sequence>
-          </xsd:extension>
-        </xsd:complexContent>
-      </xsd:complexType>
-    </xsd:element>
-    <xsd:element name="SharedWithDetails" ma:index="15" nillable="true" ma:displayName="Shared With Details" ma:hidden="true" ma:internalName="SharedWithDetails" ma:readOnly="true">
-      <xsd:simpleType>
-        <xsd:restriction base="dms:Note"/>
-      </xsd:simpleType>
-    </xsd:element>
-  </xsd:schema>
-  <xsd:schema xmlns:xsd="http://www.w3.org/2001/XMLSchema" xmlns:xs="http://www.w3.org/2001/XMLSchema" xmlns:dms="http://schemas.microsoft.com/office/2006/documentManagement/types" xmlns:pc="http://schemas.microsoft.com/office/infopath/2007/PartnerControls" targetNamespace="230e9df3-be65-4c73-a93b-d1236ebd677e" elementFormDefault="qualified">
-    <xsd:import namespace="http://schemas.microsoft.com/office/2006/documentManagement/types"/>
-    <xsd:import namespace="http://schemas.microsoft.com/office/infopath/2007/PartnerControls"/>
-    <xsd:element name="TaxCatchAll" ma:index="23" nillable="true" ma:displayName="Taxonomy Catch All Column" ma:hidden="true" ma:list="{3f6bfcbc-3db3-4ae6-bd76-326f0798ad28}" ma:internalName="TaxCatchAll" ma:readOnly="false" ma:showField="CatchAllData" ma:web="16c05727-aa75-4e4a-9b5f-8a80a1165891">
-      <xsd:complexType>
-        <xsd:complexContent>
-          <xsd:extension base="dms:MultiChoiceLookup">
-            <xsd:sequence>
-              <xsd:element name="Value" type="dms:Lookup" maxOccurs="unbounded" minOccurs="0" nillable="true"/>
-            </xsd:sequence>
-          </xsd:extension>
-        </xsd:complexContent>
-      </xsd:complexType>
-    </xsd:element>
-  </xsd:schema>
-  <xsd:schema xmlns="http://schemas.openxmlformats.org/package/2006/metadata/core-properties" xmlns:xsd="http://www.w3.org/2001/XMLSchema" xmlns:xsi="http://www.w3.org/2001/XMLSchema-instance" xmlns:dc="http://purl.org/dc/elements/1.1/" xmlns:dcterms="http://purl.org/dc/terms/" xmlns:odoc="http://schemas.microsoft.com/internal/obd" targetNamespace="http://schemas.openxmlformats.org/package/2006/metadata/core-properties" elementFormDefault="qualified" attributeFormDefault="unqualified" blockDefault="#all">
-    <xsd:import namespace="http://purl.org/dc/elements/1.1/" schemaLocation="http://dublincore.org/schemas/xmls/qdc/2003/04/02/dc.xsd"/>
-    <xsd:import namespace="http://purl.org/dc/terms/" schemaLocation="http://dublincore.org/schemas/xmls/qdc/2003/04/02/dcterms.xsd"/>
-    <xsd:element name="coreProperties" type="CT_coreProperties"/>
-    <xsd:complexType name="CT_coreProperties">
-      <xsd:all>
-        <xsd:element ref="dc:creator" minOccurs="0" maxOccurs="1"/>
-        <xsd:element ref="dcterms:created" minOccurs="0" maxOccurs="1"/>
-        <xsd:element ref="dc:identifier" minOccurs="0" maxOccurs="1"/>
-        <xsd:element name="contentType" minOccurs="0" maxOccurs="1" type="xsd:string" ma:displayName="Content Type"/>
-        <xsd:element ref="dc:title" minOccurs="0" maxOccurs="1" ma:index="1" ma:displayName="Title"/>
-        <xsd:element ref="dc:subject" minOccurs="0" maxOccurs="1"/>
-        <xsd:element ref="dc:description" minOccurs="0" maxOccurs="1"/>
-        <xsd:element name="keywords" minOccurs="0" maxOccurs="1" type="xsd:string"/>
-        <xsd:element ref="dc:language" minOccurs="0" maxOccurs="1"/>
-        <xsd:element name="category" minOccurs="0" maxOccurs="1" type="xsd:string"/>
-        <xsd:element name="version" minOccurs="0" maxOccurs="1" type="xsd:string"/>
-        <xsd:element name="revision" minOccurs="0" maxOccurs="1" type="xsd:string">
-          <xsd:annotation>
-            <xsd:documentation>
-                        This value indicates the number of saves or revisions. The application is responsible for updating this value after each revision.
-                    </xsd:documentation>
-          </xsd:annotation>
-        </xsd:element>
-        <xsd:element name="lastModifiedBy" minOccurs="0" maxOccurs="1" type="xsd:string"/>
-        <xsd:element ref="dcterms:modified" minOccurs="0" maxOccurs="1"/>
-        <xsd:element name="contentStatus" minOccurs="0" maxOccurs="1" type="xsd:string"/>
-      </xsd:all>
-    </xsd:complexType>
-  </xsd:schema>
-  <xs:schema xmlns:pc="http://schemas.microsoft.com/office/infopath/2007/PartnerControls" xmlns:xs="http://www.w3.org/2001/XMLSchema" targetNamespace="http://schemas.microsoft.com/office/infopath/2007/PartnerControls" elementFormDefault="qualified" attributeFormDefault="unqualified">
-    <xs:element name="Person">
-      <xs:complexType>
-        <xs:sequence>
-          <xs:element ref="pc:DisplayName" minOccurs="0"/>
-          <xs:element ref="pc:AccountId" minOccurs="0"/>
-          <xs:element ref="pc:AccountType" minOccurs="0"/>
-        </xs:sequence>
-      </xs:complexType>
-    </xs:element>
-    <xs:element name="DisplayName" type="xs:string"/>
-    <xs:element name="AccountId" type="xs:string"/>
-    <xs:element name="AccountType" type="xs:string"/>
-    <xs:element name="BDCAssociatedEntity">
-      <xs:complexType>
-        <xs:sequence>
-          <xs:element ref="pc:BDCEntity" minOccurs="0" maxOccurs="unbounded"/>
-        </xs:sequence>
-        <xs:attribute ref="pc:EntityNamespace"/>
-        <xs:attribute ref="pc:EntityName"/>
-        <xs:attribute ref="pc:SystemInstanceName"/>
-        <xs:attribute ref="pc:AssociationName"/>
-      </xs:complexType>
-    </xs:element>
-    <xs:attribute name="EntityNamespace" type="xs:string"/>
-    <xs:attribute name="EntityName" type="xs:string"/>
-    <xs:attribute name="SystemInstanceName" type="xs:string"/>
-    <xs:attribute name="AssociationName" type="xs:string"/>
-    <xs:element name="BDCEntity">
-      <xs:complexType>
-        <xs:sequence>
-          <xs:element ref="pc:EntityDisplayName" minOccurs="0"/>
-          <xs:element ref="pc:EntityInstanceReference" minOccurs="0"/>
-          <xs:element ref="pc:EntityId1" minOccurs="0"/>
-          <xs:element ref="pc:EntityId2" minOccurs="0"/>
-          <xs:element ref="pc:EntityId3" minOccurs="0"/>
-          <xs:element ref="pc:EntityId4" minOccurs="0"/>
-          <xs:element ref="pc:EntityId5" minOccurs="0"/>
-        </xs:sequence>
-      </xs:complexType>
-    </xs:element>
-    <xs:element name="EntityDisplayName" type="xs:string"/>
-    <xs:element name="EntityInstanceReference" type="xs:string"/>
-    <xs:element name="EntityId1" type="xs:string"/>
-    <xs:element name="EntityId2" type="xs:string"/>
-    <xs:element name="EntityId3" type="xs:string"/>
-    <xs:element name="EntityId4" type="xs:string"/>
-    <xs:element name="EntityId5" type="xs:string"/>
-    <xs:element name="Terms">
-      <xs:complexType>
-        <xs:sequence>
-          <xs:element ref="pc:TermInfo" minOccurs="0" maxOccurs="unbounded"/>
-        </xs:sequence>
-      </xs:complexType>
-    </xs:element>
-    <xs:element name="TermInfo">
-      <xs:complexType>
-        <xs:sequence>
-          <xs:element ref="pc:TermName" minOccurs="0"/>
-          <xs:element ref="pc:TermId" minOccurs="0"/>
-        </xs:sequence>
-      </xs:complexType>
-    </xs:element>
-    <xs:element name="TermName" type="xs:string"/>
-    <xs:element name="TermId" type="xs:string"/>
-  </xs:schema>
-</ct:contentTypeSchema>
-</file>
-
-<file path=customXml/item33.xml><?xml version="1.0" encoding="utf-8"?>
-<?mso-contentType ?>
-<FormTemplates xmlns="http://schemas.microsoft.com/sharepoint/v3/contenttype/forms">
-  <Display>DocumentLibraryForm</Display>
-  <Edit>DocumentLibraryForm</Edit>
-  <New>DocumentLibraryForm</New>
-</FormTemplates>
-</file>
-
-<file path=customXml/item4.xml><?xml version="1.0" encoding="utf-8"?>
-<p:properties xmlns:p="http://schemas.microsoft.com/office/2006/metadata/properties" xmlns:xsi="http://www.w3.org/2001/XMLSchema-instance" xmlns:pc="http://schemas.microsoft.com/office/infopath/2007/PartnerControls">
-  <documentManagement>
-    <_ip_UnifiedCompliancePolicyUIAction xmlns="http://schemas.microsoft.com/sharepoint/v3" xsi:nil="true"/>
-    <Image xmlns="71af3243-3dd4-4a8d-8c0d-dd76da1f02a5">
-      <Url xsi:nil="true"/>
-      <Description xsi:nil="true"/>
-    </Image>
-    <Status xmlns="71af3243-3dd4-4a8d-8c0d-dd76da1f02a5">Not started</Status>
-    <Background xmlns="71af3243-3dd4-4a8d-8c0d-dd76da1f02a5">false</Background>
-    <_ip_UnifiedCompliancePolicyProperties xmlns="http://schemas.microsoft.com/sharepoint/v3" xsi:nil="true"/>
-    <ImageTagsTaxHTField xmlns="71af3243-3dd4-4a8d-8c0d-dd76da1f02a5">
-      <Terms xmlns="http://schemas.microsoft.com/office/infopath/2007/PartnerControls"/>
-    </ImageTagsTaxHTField>
-    <TaxCatchAll xmlns="230e9df3-be65-4c73-a93b-d1236ebd677e" xsi:nil="true"/>
-    <MediaServiceKeyPoints xmlns="71af3243-3dd4-4a8d-8c0d-dd76da1f02a5" xsi:nil="true"/>
-  </documentManagement>
-</p:properties>
-</file>
-
-<file path=customXml/itemProps12.xml><?xml version="1.0" encoding="utf-8"?>
-<ds:datastoreItem xmlns:ds="http://schemas.openxmlformats.org/officeDocument/2006/customXml" ds:itemID="{587DD346-01A4-4065-B134-E962F689EEDF}">
-  <ds:schemaRefs>
-    <ds:schemaRef ds:uri="http://schemas.openxmlformats.org/officeDocument/2006/bibliography"/>
-  </ds:schemaRefs>
-</ds:datastoreItem>
-</file>
-
-<file path=customXml/itemProps24.xml><?xml version="1.0" encoding="utf-8"?>
-<ds:datastoreItem xmlns:ds="http://schemas.openxmlformats.org/officeDocument/2006/customXml" ds:itemID="{89E599A0-7BB8-4AB4-8282-196669D97629}"/>
-</file>
-
-<file path=customXml/itemProps33.xml><?xml version="1.0" encoding="utf-8"?>
-<ds:datastoreItem xmlns:ds="http://schemas.openxmlformats.org/officeDocument/2006/customXml" ds:itemID="{CEAD97D7-7D00-4E18-972C-EBAEC3009CF3}"/>
-</file>
-
-<file path=customXml/itemProps41.xml><?xml version="1.0" encoding="utf-8"?>
-<ds:datastoreItem xmlns:ds="http://schemas.openxmlformats.org/officeDocument/2006/customXml" ds:itemID="{FF9E7CF2-4F9A-4770-8BBE-6ED798C893F2}"/>
-</file>
-
 <file path=docMetadata/LabelInfo.xml><?xml version="1.0" encoding="utf-8"?>
 <clbl:labelList xmlns:clbl="http://schemas.microsoft.com/office/2020/mipLabelMetadata"/>
 </file>